--- a/Maintenance/2026/q3/Q3 2026 Maintenance Meeting Agenda.docx
+++ b/Maintenance/2026/q3/Q3 2026 Maintenance Meeting Agenda.docx
@@ -113,7 +113,7 @@
                 <w:szCs w:val="22"/>
                 <w:lang w:val="en-US" w:eastAsia="en-US" w:bidi="ar-SA"/>
               </w:rPr>
-              <w:t>Sunday, 5 or 12 July 2026 (to be confirmed)</w:t>
+              <w:t>Sunday, 12 July 2026</w:t>
             </w:r>
           </w:p>
         </w:tc>
@@ -180,7 +180,7 @@
                 <w:szCs w:val="22"/>
                 <w:lang w:val="en-US" w:eastAsia="en-US" w:bidi="ar-SA"/>
               </w:rPr>
-              <w:t>3:00 PM</w:t>
+              <w:t>3:30 PM</w:t>
             </w:r>
           </w:p>
         </w:tc>
@@ -7626,7 +7626,7 @@
       </w:pPr>
       <w:r>
         <w:rPr/>
-        <w:t>Closing prayer (Jeff)</w:t>
+        <w:t>Closing prayer (Sean)</w:t>
       </w:r>
     </w:p>
     <w:p>

--- a/Maintenance/2026/q3/Q3 2026 Maintenance Meeting Agenda.docx
+++ b/Maintenance/2026/q3/Q3 2026 Maintenance Meeting Agenda.docx
@@ -58,6 +58,7 @@
             <w:pPr>
               <w:pStyle w:val="Normal"/>
               <w:widowControl/>
+              <w:suppressAutoHyphens w:val="true"/>
               <w:spacing w:lineRule="auto" w:line="240" w:before="0" w:after="0"/>
               <w:jc w:val="left"/>
               <w:rPr>
@@ -93,6 +94,7 @@
             <w:pPr>
               <w:pStyle w:val="Normal"/>
               <w:widowControl/>
+              <w:suppressAutoHyphens w:val="true"/>
               <w:spacing w:lineRule="auto" w:line="240" w:before="0" w:after="0"/>
               <w:jc w:val="left"/>
               <w:rPr>
@@ -130,6 +132,7 @@
             <w:pPr>
               <w:pStyle w:val="Normal"/>
               <w:widowControl/>
+              <w:suppressAutoHyphens w:val="true"/>
               <w:spacing w:lineRule="auto" w:line="240" w:before="0" w:after="0"/>
               <w:jc w:val="left"/>
               <w:rPr>
@@ -164,6 +167,7 @@
             <w:pPr>
               <w:pStyle w:val="Normal"/>
               <w:widowControl/>
+              <w:suppressAutoHyphens w:val="true"/>
               <w:spacing w:lineRule="auto" w:line="240" w:before="0" w:after="0"/>
               <w:jc w:val="left"/>
               <w:rPr>
@@ -196,6 +200,7 @@
             <w:pPr>
               <w:pStyle w:val="Normal"/>
               <w:widowControl/>
+              <w:suppressAutoHyphens w:val="true"/>
               <w:spacing w:lineRule="auto" w:line="240" w:before="0" w:after="0"/>
               <w:jc w:val="left"/>
               <w:rPr>
@@ -229,23 +234,24 @@
             <w:pPr>
               <w:pStyle w:val="Normal"/>
               <w:widowControl/>
-              <w:spacing w:lineRule="auto" w:line="240" w:before="0" w:after="0"/>
-              <w:jc w:val="left"/>
-              <w:rPr>
-                <w:rFonts w:eastAsia="ＭＳ 明朝" w:cs=""/>
-                <w:kern w:val="0"/>
-                <w:szCs w:val="22"/>
-                <w:lang w:val="en-US" w:eastAsia="en-US" w:bidi="ar-SA"/>
-              </w:rPr>
-            </w:pPr>
-            <w:r>
-              <w:rPr>
-                <w:rFonts w:eastAsia="ＭＳ 明朝" w:cs=""/>
-                <w:kern w:val="0"/>
-                <w:szCs w:val="22"/>
-                <w:lang w:val="en-US" w:eastAsia="en-US" w:bidi="ar-SA"/>
-              </w:rPr>
-              <w:t>Maarten Stolph's residence</w:t>
+              <w:suppressAutoHyphens w:val="true"/>
+              <w:spacing w:lineRule="auto" w:line="240" w:before="0" w:after="0"/>
+              <w:jc w:val="left"/>
+              <w:rPr>
+                <w:rFonts w:eastAsia="ＭＳ 明朝" w:cs=""/>
+                <w:kern w:val="0"/>
+                <w:szCs w:val="22"/>
+                <w:lang w:val="en-US" w:eastAsia="en-US" w:bidi="ar-SA"/>
+              </w:rPr>
+            </w:pPr>
+            <w:r>
+              <w:rPr>
+                <w:rFonts w:eastAsia="ＭＳ 明朝" w:cs=""/>
+                <w:kern w:val="0"/>
+                <w:szCs w:val="22"/>
+                <w:lang w:val="en-US" w:eastAsia="en-US" w:bidi="ar-SA"/>
+              </w:rPr>
+              <w:t>Maarten Stolp’s residence</w:t>
             </w:r>
           </w:p>
         </w:tc>
@@ -262,6 +268,7 @@
             <w:pPr>
               <w:pStyle w:val="Normal"/>
               <w:widowControl/>
+              <w:suppressAutoHyphens w:val="true"/>
               <w:spacing w:lineRule="auto" w:line="240" w:before="0" w:after="0"/>
               <w:jc w:val="left"/>
               <w:rPr>
@@ -296,6 +303,7 @@
             <w:pPr>
               <w:pStyle w:val="Normal"/>
               <w:widowControl/>
+              <w:suppressAutoHyphens w:val="true"/>
               <w:spacing w:lineRule="auto" w:line="240" w:before="0" w:after="0"/>
               <w:jc w:val="left"/>
               <w:rPr>
@@ -361,6 +369,7 @@
             <w:pPr>
               <w:pStyle w:val="Normal"/>
               <w:widowControl/>
+              <w:suppressAutoHyphens w:val="true"/>
               <w:spacing w:lineRule="auto" w:line="240" w:before="0" w:after="0"/>
               <w:jc w:val="left"/>
               <w:rPr>
@@ -396,6 +405,7 @@
             <w:pPr>
               <w:pStyle w:val="Normal"/>
               <w:widowControl/>
+              <w:suppressAutoHyphens w:val="true"/>
               <w:spacing w:lineRule="auto" w:line="240" w:before="0" w:after="0"/>
               <w:jc w:val="left"/>
               <w:rPr>
@@ -431,6 +441,7 @@
             <w:pPr>
               <w:pStyle w:val="Normal"/>
               <w:widowControl/>
+              <w:suppressAutoHyphens w:val="true"/>
               <w:spacing w:lineRule="auto" w:line="240" w:before="0" w:after="0"/>
               <w:jc w:val="left"/>
               <w:rPr>
@@ -468,6 +479,7 @@
             <w:pPr>
               <w:pStyle w:val="Normal"/>
               <w:widowControl/>
+              <w:suppressAutoHyphens w:val="true"/>
               <w:spacing w:lineRule="auto" w:line="240" w:before="0" w:after="0"/>
               <w:jc w:val="left"/>
               <w:rPr>
@@ -502,6 +514,7 @@
             <w:pPr>
               <w:pStyle w:val="Normal"/>
               <w:widowControl/>
+              <w:suppressAutoHyphens w:val="true"/>
               <w:spacing w:lineRule="auto" w:line="240" w:before="0" w:after="0"/>
               <w:jc w:val="left"/>
               <w:rPr>
@@ -532,6 +545,7 @@
             <w:pPr>
               <w:pStyle w:val="Normal"/>
               <w:widowControl/>
+              <w:suppressAutoHyphens w:val="true"/>
               <w:spacing w:lineRule="auto" w:line="240" w:before="0" w:after="0"/>
               <w:jc w:val="left"/>
               <w:rPr>
@@ -563,6 +577,7 @@
             <w:pPr>
               <w:pStyle w:val="Normal"/>
               <w:widowControl/>
+              <w:suppressAutoHyphens w:val="true"/>
               <w:spacing w:lineRule="auto" w:line="240" w:before="0" w:after="0"/>
               <w:jc w:val="left"/>
               <w:rPr>
@@ -596,6 +611,7 @@
             <w:pPr>
               <w:pStyle w:val="Normal"/>
               <w:widowControl/>
+              <w:suppressAutoHyphens w:val="true"/>
               <w:spacing w:lineRule="auto" w:line="240" w:before="0" w:after="0"/>
               <w:jc w:val="left"/>
               <w:rPr>
@@ -625,6 +641,7 @@
             <w:pPr>
               <w:pStyle w:val="Normal"/>
               <w:widowControl/>
+              <w:suppressAutoHyphens w:val="true"/>
               <w:spacing w:lineRule="auto" w:line="240" w:before="0" w:after="0"/>
               <w:jc w:val="left"/>
               <w:rPr>
@@ -657,6 +674,7 @@
             <w:pPr>
               <w:pStyle w:val="Normal"/>
               <w:widowControl/>
+              <w:suppressAutoHyphens w:val="true"/>
               <w:spacing w:lineRule="auto" w:line="240" w:before="0" w:after="0"/>
               <w:jc w:val="left"/>
               <w:rPr>
@@ -691,6 +709,7 @@
             <w:pPr>
               <w:pStyle w:val="Normal"/>
               <w:widowControl/>
+              <w:suppressAutoHyphens w:val="true"/>
               <w:spacing w:lineRule="auto" w:line="240" w:before="0" w:after="0"/>
               <w:jc w:val="left"/>
               <w:rPr>
@@ -721,6 +740,7 @@
             <w:pPr>
               <w:pStyle w:val="Normal"/>
               <w:widowControl/>
+              <w:suppressAutoHyphens w:val="true"/>
               <w:spacing w:lineRule="auto" w:line="240" w:before="0" w:after="0"/>
               <w:jc w:val="left"/>
               <w:rPr>
@@ -752,6 +772,7 @@
             <w:pPr>
               <w:pStyle w:val="Normal"/>
               <w:widowControl/>
+              <w:suppressAutoHyphens w:val="true"/>
               <w:spacing w:lineRule="auto" w:line="240" w:before="0" w:after="0"/>
               <w:jc w:val="left"/>
               <w:rPr>
@@ -785,6 +806,7 @@
             <w:pPr>
               <w:pStyle w:val="Normal"/>
               <w:widowControl/>
+              <w:suppressAutoHyphens w:val="true"/>
               <w:spacing w:lineRule="auto" w:line="240" w:before="0" w:after="0"/>
               <w:jc w:val="left"/>
               <w:rPr>
@@ -814,6 +836,7 @@
             <w:pPr>
               <w:pStyle w:val="Normal"/>
               <w:widowControl/>
+              <w:suppressAutoHyphens w:val="true"/>
               <w:spacing w:lineRule="auto" w:line="240" w:before="0" w:after="0"/>
               <w:jc w:val="left"/>
               <w:rPr>
@@ -846,6 +869,7 @@
             <w:pPr>
               <w:pStyle w:val="Normal"/>
               <w:widowControl/>
+              <w:suppressAutoHyphens w:val="true"/>
               <w:spacing w:lineRule="auto" w:line="240" w:before="0" w:after="0"/>
               <w:jc w:val="left"/>
               <w:rPr>
@@ -880,6 +904,7 @@
             <w:pPr>
               <w:pStyle w:val="Normal"/>
               <w:widowControl/>
+              <w:suppressAutoHyphens w:val="true"/>
               <w:spacing w:lineRule="auto" w:line="240" w:before="0" w:after="0"/>
               <w:jc w:val="left"/>
               <w:rPr>
@@ -910,6 +935,7 @@
             <w:pPr>
               <w:pStyle w:val="Normal"/>
               <w:widowControl/>
+              <w:suppressAutoHyphens w:val="true"/>
               <w:spacing w:lineRule="auto" w:line="240" w:before="0" w:after="0"/>
               <w:jc w:val="left"/>
               <w:rPr>
@@ -941,6 +967,7 @@
             <w:pPr>
               <w:pStyle w:val="Normal"/>
               <w:widowControl/>
+              <w:suppressAutoHyphens w:val="true"/>
               <w:spacing w:lineRule="auto" w:line="240" w:before="0" w:after="0"/>
               <w:jc w:val="left"/>
               <w:rPr>
@@ -974,6 +1001,7 @@
             <w:pPr>
               <w:pStyle w:val="Normal"/>
               <w:widowControl/>
+              <w:suppressAutoHyphens w:val="true"/>
               <w:spacing w:lineRule="auto" w:line="240" w:before="0" w:after="0"/>
               <w:jc w:val="left"/>
               <w:rPr>
@@ -1003,6 +1031,7 @@
             <w:pPr>
               <w:pStyle w:val="Normal"/>
               <w:widowControl/>
+              <w:suppressAutoHyphens w:val="true"/>
               <w:spacing w:lineRule="auto" w:line="240" w:before="0" w:after="0"/>
               <w:jc w:val="left"/>
               <w:rPr>
@@ -1169,6 +1198,7 @@
             <w:pPr>
               <w:pStyle w:val="Normal"/>
               <w:widowControl/>
+              <w:suppressAutoHyphens w:val="true"/>
               <w:spacing w:lineRule="auto" w:line="240" w:before="0" w:after="0"/>
               <w:jc w:val="left"/>
               <w:rPr>
@@ -1204,6 +1234,7 @@
             <w:pPr>
               <w:pStyle w:val="Normal"/>
               <w:widowControl/>
+              <w:suppressAutoHyphens w:val="true"/>
               <w:spacing w:lineRule="auto" w:line="240" w:before="0" w:after="0"/>
               <w:jc w:val="left"/>
               <w:rPr>
@@ -1239,6 +1270,7 @@
             <w:pPr>
               <w:pStyle w:val="Normal"/>
               <w:widowControl/>
+              <w:suppressAutoHyphens w:val="true"/>
               <w:spacing w:lineRule="auto" w:line="240" w:before="0" w:after="0"/>
               <w:jc w:val="left"/>
               <w:rPr>
@@ -1274,6 +1306,7 @@
             <w:pPr>
               <w:pStyle w:val="Normal"/>
               <w:widowControl/>
+              <w:suppressAutoHyphens w:val="true"/>
               <w:spacing w:lineRule="auto" w:line="240" w:before="0" w:after="0"/>
               <w:jc w:val="left"/>
               <w:rPr>
@@ -1311,6 +1344,7 @@
             <w:pPr>
               <w:pStyle w:val="Normal"/>
               <w:widowControl/>
+              <w:suppressAutoHyphens w:val="true"/>
               <w:spacing w:lineRule="auto" w:line="240" w:before="0" w:after="0"/>
               <w:jc w:val="left"/>
               <w:rPr>
@@ -1345,6 +1379,7 @@
             <w:pPr>
               <w:pStyle w:val="Normal"/>
               <w:widowControl/>
+              <w:suppressAutoHyphens w:val="true"/>
               <w:spacing w:lineRule="auto" w:line="240" w:before="0" w:after="0"/>
               <w:jc w:val="left"/>
               <w:rPr>
@@ -1375,6 +1410,7 @@
             <w:pPr>
               <w:pStyle w:val="Normal"/>
               <w:widowControl/>
+              <w:suppressAutoHyphens w:val="true"/>
               <w:spacing w:lineRule="auto" w:line="240" w:before="0" w:after="0"/>
               <w:jc w:val="left"/>
               <w:rPr>
@@ -1405,6 +1441,7 @@
             <w:pPr>
               <w:pStyle w:val="Normal"/>
               <w:widowControl/>
+              <w:suppressAutoHyphens w:val="true"/>
               <w:spacing w:lineRule="auto" w:line="240" w:before="0" w:after="0"/>
               <w:jc w:val="left"/>
               <w:rPr>
@@ -1437,6 +1474,7 @@
             <w:pPr>
               <w:pStyle w:val="Normal"/>
               <w:widowControl/>
+              <w:suppressAutoHyphens w:val="true"/>
               <w:spacing w:lineRule="auto" w:line="240" w:before="0" w:after="0"/>
               <w:jc w:val="left"/>
               <w:rPr>
@@ -1470,6 +1508,7 @@
             <w:pPr>
               <w:pStyle w:val="Normal"/>
               <w:widowControl/>
+              <w:suppressAutoHyphens w:val="true"/>
               <w:spacing w:lineRule="auto" w:line="240" w:before="0" w:after="0"/>
               <w:jc w:val="left"/>
               <w:rPr>
@@ -1499,6 +1538,7 @@
             <w:pPr>
               <w:pStyle w:val="Normal"/>
               <w:widowControl/>
+              <w:suppressAutoHyphens w:val="true"/>
               <w:spacing w:lineRule="auto" w:line="240" w:before="0" w:after="0"/>
               <w:jc w:val="left"/>
               <w:rPr>
@@ -1528,6 +1568,7 @@
             <w:pPr>
               <w:pStyle w:val="Normal"/>
               <w:widowControl/>
+              <w:suppressAutoHyphens w:val="true"/>
               <w:spacing w:lineRule="auto" w:line="240" w:before="0" w:after="0"/>
               <w:jc w:val="left"/>
               <w:rPr>
@@ -1545,6 +1586,77 @@
                 <w:lang w:val="en-US" w:eastAsia="en-US" w:bidi="ar-SA"/>
               </w:rPr>
               <w:t>Battery (~$200 NZD) - purchase status update</w:t>
+            </w:r>
+          </w:p>
+          <w:p>
+            <w:pPr>
+              <w:pStyle w:val="Normal"/>
+              <w:widowControl/>
+              <w:suppressAutoHyphens w:val="true"/>
+              <w:spacing w:lineRule="auto" w:line="240" w:before="0" w:after="0"/>
+              <w:jc w:val="left"/>
+              <w:rPr>
+                <w:rFonts w:eastAsia="ＭＳ 明朝" w:cs=""/>
+                <w:kern w:val="0"/>
+                <w:szCs w:val="22"/>
+                <w:lang w:val="en-US" w:eastAsia="en-US" w:bidi="ar-SA"/>
+              </w:rPr>
+            </w:pPr>
+            <w:r>
+              <w:rPr/>
+            </w:r>
+          </w:p>
+          <w:p>
+            <w:pPr>
+              <w:pStyle w:val="Normal"/>
+              <w:widowControl/>
+              <w:suppressAutoHyphens w:val="true"/>
+              <w:spacing w:lineRule="auto" w:line="240" w:before="0" w:after="0"/>
+              <w:jc w:val="left"/>
+              <w:rPr>
+                <w:color w:val="C9211E"/>
+              </w:rPr>
+            </w:pPr>
+            <w:r>
+              <w:rPr>
+                <w:color w:val="C9211E"/>
+              </w:rPr>
+              <w:t xml:space="preserve">Replace dyson with de walt. </w:t>
+            </w:r>
+          </w:p>
+          <w:p>
+            <w:pPr>
+              <w:pStyle w:val="Normal"/>
+              <w:widowControl/>
+              <w:suppressAutoHyphens w:val="true"/>
+              <w:spacing w:lineRule="auto" w:line="240" w:before="0" w:after="0"/>
+              <w:jc w:val="left"/>
+              <w:rPr>
+                <w:color w:val="C9211E"/>
+              </w:rPr>
+            </w:pPr>
+            <w:r>
+              <w:rPr>
+                <w:color w:val="C9211E"/>
+              </w:rPr>
+            </w:r>
+          </w:p>
+          <w:p>
+            <w:pPr>
+              <w:pStyle w:val="Normal"/>
+              <w:widowControl/>
+              <w:suppressAutoHyphens w:val="true"/>
+              <w:spacing w:lineRule="auto" w:line="240" w:before="0" w:after="0"/>
+              <w:jc w:val="left"/>
+              <w:rPr>
+                <w:color w:val="C9211E"/>
+              </w:rPr>
+            </w:pPr>
+            <w:r>
+              <w:rPr>
+                <w:color w:val="C9211E"/>
+              </w:rPr>
+              <w:t>This coming week.</w:t>
             </w:r>
           </w:p>
         </w:tc>
@@ -1561,6 +1673,7 @@
             <w:pPr>
               <w:pStyle w:val="Normal"/>
               <w:widowControl/>
+              <w:suppressAutoHyphens w:val="true"/>
               <w:spacing w:lineRule="auto" w:line="240" w:before="0" w:after="0"/>
               <w:jc w:val="left"/>
               <w:rPr>
@@ -1595,6 +1708,7 @@
             <w:pPr>
               <w:pStyle w:val="Normal"/>
               <w:widowControl/>
+              <w:suppressAutoHyphens w:val="true"/>
               <w:spacing w:lineRule="auto" w:line="240" w:before="0" w:after="0"/>
               <w:jc w:val="left"/>
               <w:rPr>
@@ -1625,6 +1739,7 @@
             <w:pPr>
               <w:pStyle w:val="Normal"/>
               <w:widowControl/>
+              <w:suppressAutoHyphens w:val="true"/>
               <w:spacing w:lineRule="auto" w:line="240" w:before="0" w:after="0"/>
               <w:jc w:val="left"/>
               <w:rPr>
@@ -1655,6 +1770,7 @@
             <w:pPr>
               <w:pStyle w:val="Normal"/>
               <w:widowControl/>
+              <w:suppressAutoHyphens w:val="true"/>
               <w:spacing w:lineRule="auto" w:line="240" w:before="0" w:after="0"/>
               <w:jc w:val="left"/>
               <w:rPr>
@@ -1672,6 +1788,95 @@
                 <w:lang w:val="en-US" w:eastAsia="en-US" w:bidi="ar-SA"/>
               </w:rPr>
               <w:t>Confirm location identified and paint scheduled</w:t>
+            </w:r>
+          </w:p>
+          <w:p>
+            <w:pPr>
+              <w:pStyle w:val="Normal"/>
+              <w:widowControl/>
+              <w:suppressAutoHyphens w:val="true"/>
+              <w:spacing w:lineRule="auto" w:line="240" w:before="0" w:after="0"/>
+              <w:jc w:val="left"/>
+              <w:rPr>
+                <w:rFonts w:eastAsia="ＭＳ 明朝" w:cs=""/>
+                <w:kern w:val="0"/>
+                <w:szCs w:val="22"/>
+                <w:lang w:val="en-US" w:eastAsia="en-US" w:bidi="ar-SA"/>
+              </w:rPr>
+            </w:pPr>
+            <w:r>
+              <w:rPr/>
+            </w:r>
+          </w:p>
+          <w:p>
+            <w:pPr>
+              <w:pStyle w:val="Normal"/>
+              <w:widowControl/>
+              <w:suppressAutoHyphens w:val="true"/>
+              <w:spacing w:lineRule="auto" w:line="240" w:before="0" w:after="0"/>
+              <w:jc w:val="left"/>
+              <w:rPr>
+                <w:color w:val="C9211E"/>
+              </w:rPr>
+            </w:pPr>
+            <w:r>
+              <w:rPr>
+                <w:color w:val="C9211E"/>
+              </w:rPr>
+              <w:t xml:space="preserve">Spoken to Jeff – will come up with a date. </w:t>
+            </w:r>
+          </w:p>
+          <w:p>
+            <w:pPr>
+              <w:pStyle w:val="Normal"/>
+              <w:widowControl/>
+              <w:suppressAutoHyphens w:val="true"/>
+              <w:spacing w:lineRule="auto" w:line="240" w:before="0" w:after="0"/>
+              <w:jc w:val="left"/>
+              <w:rPr>
+                <w:color w:val="C9211E"/>
+              </w:rPr>
+            </w:pPr>
+            <w:r>
+              <w:rPr>
+                <w:color w:val="C9211E"/>
+              </w:rPr>
+              <w:t>- Joel’s girls, Molley, Lily, Meja, Brody boys and Leask boys.</w:t>
+            </w:r>
+          </w:p>
+          <w:p>
+            <w:pPr>
+              <w:pStyle w:val="Normal"/>
+              <w:widowControl/>
+              <w:suppressAutoHyphens w:val="true"/>
+              <w:spacing w:lineRule="auto" w:line="240" w:before="0" w:after="0"/>
+              <w:jc w:val="left"/>
+              <w:rPr>
+                <w:color w:val="C9211E"/>
+              </w:rPr>
+            </w:pPr>
+            <w:r>
+              <w:rPr>
+                <w:color w:val="C9211E"/>
+              </w:rPr>
+            </w:r>
+          </w:p>
+          <w:p>
+            <w:pPr>
+              <w:pStyle w:val="Normal"/>
+              <w:widowControl/>
+              <w:suppressAutoHyphens w:val="true"/>
+              <w:spacing w:lineRule="auto" w:line="240" w:before="0" w:after="0"/>
+              <w:jc w:val="left"/>
+              <w:rPr>
+                <w:color w:val="C9211E"/>
+              </w:rPr>
+            </w:pPr>
+            <w:r>
+              <w:rPr>
+                <w:color w:val="C9211E"/>
+              </w:rPr>
+              <w:t>To train them</w:t>
             </w:r>
           </w:p>
         </w:tc>
@@ -1687,6 +1892,7 @@
             <w:pPr>
               <w:pStyle w:val="Normal"/>
               <w:widowControl/>
+              <w:suppressAutoHyphens w:val="true"/>
               <w:spacing w:lineRule="auto" w:line="240" w:before="0" w:after="0"/>
               <w:jc w:val="left"/>
               <w:rPr>
@@ -1720,6 +1926,7 @@
             <w:pPr>
               <w:pStyle w:val="Normal"/>
               <w:widowControl/>
+              <w:suppressAutoHyphens w:val="true"/>
               <w:spacing w:lineRule="auto" w:line="240" w:before="0" w:after="0"/>
               <w:jc w:val="left"/>
               <w:rPr>
@@ -1749,6 +1956,7 @@
             <w:pPr>
               <w:pStyle w:val="Normal"/>
               <w:widowControl/>
+              <w:suppressAutoHyphens w:val="true"/>
               <w:spacing w:lineRule="auto" w:line="240" w:before="0" w:after="0"/>
               <w:jc w:val="left"/>
               <w:rPr>
@@ -1778,23 +1986,60 @@
             <w:pPr>
               <w:pStyle w:val="Normal"/>
               <w:widowControl/>
-              <w:spacing w:lineRule="auto" w:line="240" w:before="0" w:after="0"/>
-              <w:jc w:val="left"/>
-              <w:rPr>
-                <w:rFonts w:eastAsia="ＭＳ 明朝" w:cs=""/>
-                <w:kern w:val="0"/>
-                <w:szCs w:val="22"/>
-                <w:lang w:val="en-US" w:eastAsia="en-US" w:bidi="ar-SA"/>
-              </w:rPr>
-            </w:pPr>
-            <w:r>
-              <w:rPr>
-                <w:rFonts w:eastAsia="ＭＳ 明朝" w:cs=""/>
-                <w:kern w:val="0"/>
-                <w:szCs w:val="22"/>
-                <w:lang w:val="en-US" w:eastAsia="en-US" w:bidi="ar-SA"/>
-              </w:rPr>
-              <w:t>Pending - Campbell to advise</w:t>
+              <w:suppressAutoHyphens w:val="true"/>
+              <w:spacing w:lineRule="auto" w:line="240" w:before="0" w:after="0"/>
+              <w:jc w:val="left"/>
+              <w:rPr>
+                <w:rFonts w:eastAsia="ＭＳ 明朝" w:cs=""/>
+                <w:kern w:val="0"/>
+                <w:szCs w:val="22"/>
+                <w:lang w:val="en-US" w:eastAsia="en-US" w:bidi="ar-SA"/>
+              </w:rPr>
+            </w:pPr>
+            <w:r>
+              <w:rPr>
+                <w:rFonts w:eastAsia="ＭＳ 明朝" w:cs=""/>
+                <w:kern w:val="0"/>
+                <w:szCs w:val="22"/>
+                <w:lang w:val="en-US" w:eastAsia="en-US" w:bidi="ar-SA"/>
+              </w:rPr>
+              <w:t>Pending - Campbell to advise.</w:t>
+            </w:r>
+          </w:p>
+          <w:p>
+            <w:pPr>
+              <w:pStyle w:val="Normal"/>
+              <w:widowControl/>
+              <w:suppressAutoHyphens w:val="true"/>
+              <w:spacing w:lineRule="auto" w:line="240" w:before="0" w:after="0"/>
+              <w:jc w:val="left"/>
+              <w:rPr>
+                <w:rFonts w:eastAsia="ＭＳ 明朝" w:cs=""/>
+                <w:kern w:val="0"/>
+                <w:szCs w:val="22"/>
+                <w:lang w:val="en-US" w:eastAsia="en-US" w:bidi="ar-SA"/>
+              </w:rPr>
+            </w:pPr>
+            <w:r>
+              <w:rPr/>
+            </w:r>
+          </w:p>
+          <w:p>
+            <w:pPr>
+              <w:pStyle w:val="Normal"/>
+              <w:widowControl/>
+              <w:suppressAutoHyphens w:val="true"/>
+              <w:spacing w:lineRule="auto" w:line="240" w:before="0" w:after="0"/>
+              <w:jc w:val="left"/>
+              <w:rPr>
+                <w:color w:val="C9211E"/>
+              </w:rPr>
+            </w:pPr>
+            <w:r>
+              <w:rPr>
+                <w:color w:val="C9211E"/>
+              </w:rPr>
+              <w:t>Confirm with campbell if he ordered it through society.</w:t>
             </w:r>
           </w:p>
         </w:tc>
@@ -1811,6 +2056,7 @@
             <w:pPr>
               <w:pStyle w:val="Normal"/>
               <w:widowControl/>
+              <w:suppressAutoHyphens w:val="true"/>
               <w:spacing w:lineRule="auto" w:line="240" w:before="0" w:after="0"/>
               <w:jc w:val="left"/>
               <w:rPr>
@@ -1845,6 +2091,7 @@
             <w:pPr>
               <w:pStyle w:val="Normal"/>
               <w:widowControl/>
+              <w:suppressAutoHyphens w:val="true"/>
               <w:spacing w:lineRule="auto" w:line="240" w:before="0" w:after="0"/>
               <w:jc w:val="left"/>
               <w:rPr>
@@ -1875,6 +2122,7 @@
             <w:pPr>
               <w:pStyle w:val="Normal"/>
               <w:widowControl/>
+              <w:suppressAutoHyphens w:val="true"/>
               <w:spacing w:lineRule="auto" w:line="240" w:before="0" w:after="0"/>
               <w:jc w:val="left"/>
               <w:rPr>
@@ -1905,6 +2153,7 @@
             <w:pPr>
               <w:pStyle w:val="Normal"/>
               <w:widowControl/>
+              <w:suppressAutoHyphens w:val="true"/>
               <w:spacing w:lineRule="auto" w:line="240" w:before="0" w:after="0"/>
               <w:jc w:val="left"/>
               <w:rPr>
@@ -1922,6 +2171,41 @@
                 <w:lang w:val="en-US" w:eastAsia="en-US" w:bidi="ar-SA"/>
               </w:rPr>
               <w:t>Procurement update</w:t>
+            </w:r>
+          </w:p>
+          <w:p>
+            <w:pPr>
+              <w:pStyle w:val="Normal"/>
+              <w:widowControl/>
+              <w:suppressAutoHyphens w:val="true"/>
+              <w:spacing w:lineRule="auto" w:line="240" w:before="0" w:after="0"/>
+              <w:jc w:val="left"/>
+              <w:rPr>
+                <w:rFonts w:eastAsia="ＭＳ 明朝" w:cs=""/>
+                <w:kern w:val="0"/>
+                <w:szCs w:val="22"/>
+                <w:lang w:val="en-US" w:eastAsia="en-US" w:bidi="ar-SA"/>
+              </w:rPr>
+            </w:pPr>
+            <w:r>
+              <w:rPr/>
+            </w:r>
+          </w:p>
+          <w:p>
+            <w:pPr>
+              <w:pStyle w:val="Normal"/>
+              <w:widowControl/>
+              <w:suppressAutoHyphens w:val="true"/>
+              <w:spacing w:lineRule="auto" w:line="240" w:before="0" w:after="0"/>
+              <w:jc w:val="left"/>
+              <w:rPr>
+                <w:color w:val="C9211E"/>
+              </w:rPr>
+            </w:pPr>
+            <w:r>
+              <w:rPr>
+                <w:color w:val="C9211E"/>
+              </w:rPr>
             </w:r>
           </w:p>
         </w:tc>
@@ -1937,6 +2221,7 @@
             <w:pPr>
               <w:pStyle w:val="Normal"/>
               <w:widowControl/>
+              <w:suppressAutoHyphens w:val="true"/>
               <w:spacing w:lineRule="auto" w:line="240" w:before="0" w:after="0"/>
               <w:jc w:val="left"/>
               <w:rPr>
@@ -1970,6 +2255,7 @@
             <w:pPr>
               <w:pStyle w:val="Normal"/>
               <w:widowControl/>
+              <w:suppressAutoHyphens w:val="true"/>
               <w:spacing w:lineRule="auto" w:line="240" w:before="0" w:after="0"/>
               <w:jc w:val="left"/>
               <w:rPr>
@@ -1999,6 +2285,7 @@
             <w:pPr>
               <w:pStyle w:val="Normal"/>
               <w:widowControl/>
+              <w:suppressAutoHyphens w:val="true"/>
               <w:spacing w:lineRule="auto" w:line="240" w:before="0" w:after="0"/>
               <w:jc w:val="left"/>
               <w:rPr>
@@ -2028,6 +2315,7 @@
             <w:pPr>
               <w:pStyle w:val="Normal"/>
               <w:widowControl/>
+              <w:suppressAutoHyphens w:val="true"/>
               <w:spacing w:lineRule="auto" w:line="240" w:before="0" w:after="0"/>
               <w:jc w:val="left"/>
               <w:rPr>
@@ -2045,6 +2333,60 @@
                 <w:lang w:val="en-US" w:eastAsia="en-US" w:bidi="ar-SA"/>
               </w:rPr>
               <w:t>Letter to Branch sent - awaiting decision: top-up vs replace unit</w:t>
+            </w:r>
+          </w:p>
+          <w:p>
+            <w:pPr>
+              <w:pStyle w:val="Normal"/>
+              <w:widowControl/>
+              <w:suppressAutoHyphens w:val="true"/>
+              <w:spacing w:lineRule="auto" w:line="240" w:before="0" w:after="0"/>
+              <w:jc w:val="left"/>
+              <w:rPr>
+                <w:rFonts w:eastAsia="ＭＳ 明朝" w:cs=""/>
+                <w:kern w:val="0"/>
+                <w:szCs w:val="22"/>
+                <w:lang w:val="en-US" w:eastAsia="en-US" w:bidi="ar-SA"/>
+              </w:rPr>
+            </w:pPr>
+            <w:r>
+              <w:rPr/>
+            </w:r>
+          </w:p>
+          <w:p>
+            <w:pPr>
+              <w:pStyle w:val="Normal"/>
+              <w:widowControl/>
+              <w:suppressAutoHyphens w:val="true"/>
+              <w:spacing w:lineRule="auto" w:line="240" w:before="0" w:after="0"/>
+              <w:jc w:val="left"/>
+              <w:rPr>
+                <w:color w:val="C9211E"/>
+              </w:rPr>
+            </w:pPr>
+            <w:r>
+              <w:rPr>
+                <w:color w:val="C9211E"/>
+              </w:rPr>
+              <w:t>Talked to aircon guys – need to work out the size of the volume.</w:t>
+            </w:r>
+          </w:p>
+          <w:p>
+            <w:pPr>
+              <w:pStyle w:val="Normal"/>
+              <w:widowControl/>
+              <w:suppressAutoHyphens w:val="true"/>
+              <w:spacing w:lineRule="auto" w:line="240" w:before="0" w:after="0"/>
+              <w:jc w:val="left"/>
+              <w:rPr>
+                <w:color w:val="C9211E"/>
+              </w:rPr>
+            </w:pPr>
+            <w:r>
+              <w:rPr>
+                <w:color w:val="C9211E"/>
+              </w:rPr>
+              <w:t>Joel working on a new quote.</w:t>
             </w:r>
           </w:p>
         </w:tc>
@@ -2061,6 +2403,7 @@
             <w:pPr>
               <w:pStyle w:val="Normal"/>
               <w:widowControl/>
+              <w:suppressAutoHyphens w:val="true"/>
               <w:spacing w:lineRule="auto" w:line="240" w:before="0" w:after="0"/>
               <w:jc w:val="left"/>
               <w:rPr>
@@ -2095,6 +2438,7 @@
             <w:pPr>
               <w:pStyle w:val="Normal"/>
               <w:widowControl/>
+              <w:suppressAutoHyphens w:val="true"/>
               <w:spacing w:lineRule="auto" w:line="240" w:before="0" w:after="0"/>
               <w:jc w:val="left"/>
               <w:rPr>
@@ -2125,6 +2469,7 @@
             <w:pPr>
               <w:pStyle w:val="Normal"/>
               <w:widowControl/>
+              <w:suppressAutoHyphens w:val="true"/>
               <w:spacing w:lineRule="auto" w:line="240" w:before="0" w:after="0"/>
               <w:jc w:val="left"/>
               <w:rPr>
@@ -2155,29 +2500,26 @@
             <w:pPr>
               <w:pStyle w:val="Normal"/>
               <w:widowControl/>
-              <w:spacing w:lineRule="auto" w:line="240" w:before="0" w:after="0"/>
-              <w:jc w:val="left"/>
-              <w:rPr>
-                <w:rFonts w:eastAsia="ＭＳ 明朝" w:cs=""/>
-                <w:kern w:val="0"/>
-                <w:szCs w:val="22"/>
-                <w:lang w:val="en-US" w:eastAsia="en-US" w:bidi="ar-SA"/>
-              </w:rPr>
-            </w:pPr>
-            <w:r>
-              <w:rPr>
-                <w:rFonts w:eastAsia="ＭＳ 明朝" w:cs=""/>
-                <w:kern w:val="0"/>
-                <w:szCs w:val="22"/>
-                <w:lang w:val="en-US" w:eastAsia="en-US" w:bidi="ar-SA"/>
-              </w:rPr>
-              <w:t>Update from Joel</w:t>
+              <w:suppressAutoHyphens w:val="true"/>
+              <w:spacing w:lineRule="auto" w:line="240" w:before="0" w:after="0"/>
+              <w:jc w:val="left"/>
+              <w:rPr>
+                <w:color w:val="C9211E"/>
+              </w:rPr>
+            </w:pPr>
+            <w:r>
+              <w:rPr>
+                <w:color w:val="C9211E"/>
+              </w:rPr>
+              <w:t xml:space="preserve">Done. </w:t>
             </w:r>
           </w:p>
         </w:tc>
       </w:tr>
       <w:tr>
-        <w:trPr/>
+        <w:trPr>
+          <w:trHeight w:val="1775" w:hRule="atLeast"/>
+        </w:trPr>
         <w:tc>
           <w:tcPr>
             <w:tcW w:w="2160" w:type="dxa"/>
@@ -2187,6 +2529,7 @@
             <w:pPr>
               <w:pStyle w:val="Normal"/>
               <w:widowControl/>
+              <w:suppressAutoHyphens w:val="true"/>
               <w:spacing w:lineRule="auto" w:line="240" w:before="0" w:after="0"/>
               <w:jc w:val="left"/>
               <w:rPr>
@@ -2220,6 +2563,7 @@
             <w:pPr>
               <w:pStyle w:val="Normal"/>
               <w:widowControl/>
+              <w:suppressAutoHyphens w:val="true"/>
               <w:spacing w:lineRule="auto" w:line="240" w:before="0" w:after="0"/>
               <w:jc w:val="left"/>
               <w:rPr>
@@ -2249,6 +2593,7 @@
             <w:pPr>
               <w:pStyle w:val="Normal"/>
               <w:widowControl/>
+              <w:suppressAutoHyphens w:val="true"/>
               <w:spacing w:lineRule="auto" w:line="240" w:before="0" w:after="0"/>
               <w:jc w:val="left"/>
               <w:rPr>
@@ -2278,23 +2623,53 @@
             <w:pPr>
               <w:pStyle w:val="Normal"/>
               <w:widowControl/>
-              <w:spacing w:lineRule="auto" w:line="240" w:before="0" w:after="0"/>
-              <w:jc w:val="left"/>
-              <w:rPr>
-                <w:rFonts w:eastAsia="ＭＳ 明朝" w:cs=""/>
-                <w:kern w:val="0"/>
-                <w:szCs w:val="22"/>
-                <w:lang w:val="en-US" w:eastAsia="en-US" w:bidi="ar-SA"/>
-              </w:rPr>
-            </w:pPr>
-            <w:r>
-              <w:rPr>
-                <w:rFonts w:eastAsia="ＭＳ 明朝" w:cs=""/>
-                <w:kern w:val="0"/>
-                <w:szCs w:val="22"/>
-                <w:lang w:val="en-US" w:eastAsia="en-US" w:bidi="ar-SA"/>
-              </w:rPr>
-              <w:t>Awaiting update on IQP annual checks &amp; submission to compliance company</w:t>
+              <w:suppressAutoHyphens w:val="true"/>
+              <w:spacing w:lineRule="auto" w:line="240" w:before="0" w:after="0"/>
+              <w:jc w:val="left"/>
+              <w:rPr>
+                <w:color w:val="C9211E"/>
+              </w:rPr>
+            </w:pPr>
+            <w:r>
+              <w:rPr>
+                <w:color w:val="C9211E"/>
+              </w:rPr>
+              <w:t>Done.</w:t>
+            </w:r>
+          </w:p>
+          <w:p>
+            <w:pPr>
+              <w:pStyle w:val="Normal"/>
+              <w:widowControl/>
+              <w:suppressAutoHyphens w:val="true"/>
+              <w:spacing w:lineRule="auto" w:line="240" w:before="0" w:after="0"/>
+              <w:jc w:val="left"/>
+              <w:rPr>
+                <w:color w:val="C9211E"/>
+              </w:rPr>
+            </w:pPr>
+            <w:r>
+              <w:rPr>
+                <w:color w:val="C9211E"/>
+              </w:rPr>
+            </w:r>
+          </w:p>
+          <w:p>
+            <w:pPr>
+              <w:pStyle w:val="Normal"/>
+              <w:widowControl/>
+              <w:suppressAutoHyphens w:val="true"/>
+              <w:spacing w:lineRule="auto" w:line="240" w:before="0" w:after="0"/>
+              <w:jc w:val="left"/>
+              <w:rPr>
+                <w:color w:val="C9211E"/>
+              </w:rPr>
+            </w:pPr>
+            <w:r>
+              <w:rPr>
+                <w:color w:val="C9211E"/>
+              </w:rPr>
+              <w:t>I need to identify access to ashburton email.</w:t>
             </w:r>
           </w:p>
         </w:tc>
@@ -2311,6 +2686,7 @@
             <w:pPr>
               <w:pStyle w:val="Normal"/>
               <w:widowControl/>
+              <w:suppressAutoHyphens w:val="true"/>
               <w:spacing w:lineRule="auto" w:line="240" w:before="0" w:after="0"/>
               <w:jc w:val="left"/>
               <w:rPr>
@@ -2345,6 +2721,7 @@
             <w:pPr>
               <w:pStyle w:val="Normal"/>
               <w:widowControl/>
+              <w:suppressAutoHyphens w:val="true"/>
               <w:spacing w:lineRule="auto" w:line="240" w:before="0" w:after="0"/>
               <w:jc w:val="left"/>
               <w:rPr>
@@ -2375,6 +2752,7 @@
             <w:pPr>
               <w:pStyle w:val="Normal"/>
               <w:widowControl/>
+              <w:suppressAutoHyphens w:val="true"/>
               <w:spacing w:lineRule="auto" w:line="240" w:before="0" w:after="0"/>
               <w:jc w:val="left"/>
               <w:rPr>
@@ -2405,6 +2783,7 @@
             <w:pPr>
               <w:pStyle w:val="Normal"/>
               <w:widowControl/>
+              <w:suppressAutoHyphens w:val="true"/>
               <w:spacing w:lineRule="auto" w:line="240" w:before="0" w:after="0"/>
               <w:jc w:val="left"/>
               <w:rPr>
@@ -2422,6 +2801,42 @@
                 <w:lang w:val="en-US" w:eastAsia="en-US" w:bidi="ar-SA"/>
               </w:rPr>
               <w:t>Rewired in Q2 - confirm operating correctly</w:t>
+            </w:r>
+          </w:p>
+          <w:p>
+            <w:pPr>
+              <w:pStyle w:val="Normal"/>
+              <w:widowControl/>
+              <w:suppressAutoHyphens w:val="true"/>
+              <w:spacing w:lineRule="auto" w:line="240" w:before="0" w:after="0"/>
+              <w:jc w:val="left"/>
+              <w:rPr>
+                <w:rFonts w:eastAsia="ＭＳ 明朝" w:cs=""/>
+                <w:kern w:val="0"/>
+                <w:szCs w:val="22"/>
+                <w:lang w:val="en-US" w:eastAsia="en-US" w:bidi="ar-SA"/>
+              </w:rPr>
+            </w:pPr>
+            <w:r>
+              <w:rPr/>
+            </w:r>
+          </w:p>
+          <w:p>
+            <w:pPr>
+              <w:pStyle w:val="Normal"/>
+              <w:widowControl/>
+              <w:suppressAutoHyphens w:val="true"/>
+              <w:spacing w:lineRule="auto" w:line="240" w:before="0" w:after="0"/>
+              <w:jc w:val="left"/>
+              <w:rPr>
+                <w:color w:val="C9211E"/>
+              </w:rPr>
+            </w:pPr>
+            <w:r>
+              <w:rPr>
+                <w:color w:val="C9211E"/>
+              </w:rPr>
+              <w:t>Done</w:t>
             </w:r>
           </w:p>
         </w:tc>
@@ -2518,6 +2933,48 @@
       <w:r>
         <w:rPr/>
         <w:t>Tools, materials, and supplies needed (leaf blowers, bags, gutter access)</w:t>
+      </w:r>
+    </w:p>
+    <w:p>
+      <w:pPr>
+        <w:pStyle w:val="ListBullet"/>
+        <w:numPr>
+          <w:ilvl w:val="0"/>
+          <w:numId w:val="0"/>
+        </w:numPr>
+        <w:rPr>
+          <w:color w:val="C9211E"/>
+        </w:rPr>
+      </w:pPr>
+      <w:r>
+        <w:rPr>
+          <w:color w:val="C9211E"/>
+        </w:rPr>
+        <w:t xml:space="preserve">After the Regional convention is a good schedule for working bee </w:t>
+      </w:r>
+      <w:r>
+        <w:rPr>
+          <w:color w:val="C9211E"/>
+        </w:rPr>
+        <w:t>Oct 18.</w:t>
+      </w:r>
+    </w:p>
+    <w:p>
+      <w:pPr>
+        <w:pStyle w:val="ListBullet"/>
+        <w:numPr>
+          <w:ilvl w:val="0"/>
+          <w:numId w:val="0"/>
+        </w:numPr>
+        <w:rPr>
+          <w:color w:val="C9211E"/>
+        </w:rPr>
+      </w:pPr>
+      <w:r>
+        <w:rPr>
+          <w:color w:val="C9211E"/>
+        </w:rPr>
+        <w:t>Follow up – identify the work to be done</w:t>
       </w:r>
     </w:p>
     <w:p>
@@ -2617,6 +3074,7 @@
             <w:pPr>
               <w:pStyle w:val="Normal"/>
               <w:widowControl/>
+              <w:suppressAutoHyphens w:val="true"/>
               <w:spacing w:lineRule="auto" w:line="240" w:before="0" w:after="0"/>
               <w:jc w:val="left"/>
               <w:rPr>
@@ -2652,6 +3110,7 @@
             <w:pPr>
               <w:pStyle w:val="Normal"/>
               <w:widowControl/>
+              <w:suppressAutoHyphens w:val="true"/>
               <w:spacing w:lineRule="auto" w:line="240" w:before="0" w:after="0"/>
               <w:jc w:val="left"/>
               <w:rPr>
@@ -2687,6 +3146,7 @@
             <w:pPr>
               <w:pStyle w:val="Normal"/>
               <w:widowControl/>
+              <w:suppressAutoHyphens w:val="true"/>
               <w:spacing w:lineRule="auto" w:line="240" w:before="0" w:after="0"/>
               <w:jc w:val="left"/>
               <w:rPr>
@@ -2722,6 +3182,7 @@
             <w:pPr>
               <w:pStyle w:val="Normal"/>
               <w:widowControl/>
+              <w:suppressAutoHyphens w:val="true"/>
               <w:spacing w:lineRule="auto" w:line="240" w:before="0" w:after="0"/>
               <w:jc w:val="left"/>
               <w:rPr>
@@ -2759,6 +3220,7 @@
             <w:pPr>
               <w:pStyle w:val="Normal"/>
               <w:widowControl/>
+              <w:suppressAutoHyphens w:val="true"/>
               <w:spacing w:lineRule="auto" w:line="240" w:before="0" w:after="0"/>
               <w:jc w:val="left"/>
               <w:rPr>
@@ -2793,6 +3255,7 @@
             <w:pPr>
               <w:pStyle w:val="Normal"/>
               <w:widowControl/>
+              <w:suppressAutoHyphens w:val="true"/>
               <w:spacing w:lineRule="auto" w:line="240" w:before="0" w:after="0"/>
               <w:jc w:val="left"/>
               <w:rPr>
@@ -2823,6 +3286,7 @@
             <w:pPr>
               <w:pStyle w:val="Normal"/>
               <w:widowControl/>
+              <w:suppressAutoHyphens w:val="true"/>
               <w:spacing w:lineRule="auto" w:line="240" w:before="0" w:after="0"/>
               <w:jc w:val="left"/>
               <w:rPr>
@@ -2853,6 +3317,7 @@
             <w:pPr>
               <w:pStyle w:val="Normal"/>
               <w:widowControl/>
+              <w:suppressAutoHyphens w:val="true"/>
               <w:spacing w:lineRule="auto" w:line="240" w:before="0" w:after="0"/>
               <w:jc w:val="left"/>
               <w:rPr>
@@ -2884,6 +3349,7 @@
             <w:pPr>
               <w:pStyle w:val="Normal"/>
               <w:widowControl/>
+              <w:suppressAutoHyphens w:val="true"/>
               <w:spacing w:lineRule="auto" w:line="240" w:before="0" w:after="0"/>
               <w:jc w:val="left"/>
               <w:rPr>
@@ -2917,6 +3383,7 @@
             <w:pPr>
               <w:pStyle w:val="Normal"/>
               <w:widowControl/>
+              <w:suppressAutoHyphens w:val="true"/>
               <w:spacing w:lineRule="auto" w:line="240" w:before="0" w:after="0"/>
               <w:jc w:val="left"/>
               <w:rPr>
@@ -2946,6 +3413,7 @@
             <w:pPr>
               <w:pStyle w:val="Normal"/>
               <w:widowControl/>
+              <w:suppressAutoHyphens w:val="true"/>
               <w:spacing w:lineRule="auto" w:line="240" w:before="0" w:after="0"/>
               <w:jc w:val="left"/>
               <w:rPr>
@@ -2975,6 +3443,7 @@
             <w:pPr>
               <w:pStyle w:val="Normal"/>
               <w:widowControl/>
+              <w:suppressAutoHyphens w:val="true"/>
               <w:spacing w:lineRule="auto" w:line="240" w:before="0" w:after="0"/>
               <w:jc w:val="left"/>
               <w:rPr>
@@ -3007,6 +3476,7 @@
             <w:pPr>
               <w:pStyle w:val="Normal"/>
               <w:widowControl/>
+              <w:suppressAutoHyphens w:val="true"/>
               <w:spacing w:lineRule="auto" w:line="240" w:before="0" w:after="0"/>
               <w:jc w:val="left"/>
               <w:rPr>
@@ -3041,6 +3511,7 @@
             <w:pPr>
               <w:pStyle w:val="Normal"/>
               <w:widowControl/>
+              <w:suppressAutoHyphens w:val="true"/>
               <w:spacing w:lineRule="auto" w:line="240" w:before="0" w:after="0"/>
               <w:jc w:val="left"/>
               <w:rPr>
@@ -3071,6 +3542,7 @@
             <w:pPr>
               <w:pStyle w:val="Normal"/>
               <w:widowControl/>
+              <w:suppressAutoHyphens w:val="true"/>
               <w:spacing w:lineRule="auto" w:line="240" w:before="0" w:after="0"/>
               <w:jc w:val="left"/>
               <w:rPr>
@@ -3101,6 +3573,7 @@
             <w:pPr>
               <w:pStyle w:val="Normal"/>
               <w:widowControl/>
+              <w:suppressAutoHyphens w:val="true"/>
               <w:spacing w:lineRule="auto" w:line="240" w:before="0" w:after="0"/>
               <w:jc w:val="left"/>
               <w:rPr>
@@ -3132,6 +3605,7 @@
             <w:pPr>
               <w:pStyle w:val="Normal"/>
               <w:widowControl/>
+              <w:suppressAutoHyphens w:val="true"/>
               <w:spacing w:lineRule="auto" w:line="240" w:before="0" w:after="0"/>
               <w:jc w:val="left"/>
               <w:rPr>
@@ -3165,6 +3639,7 @@
             <w:pPr>
               <w:pStyle w:val="Normal"/>
               <w:widowControl/>
+              <w:suppressAutoHyphens w:val="true"/>
               <w:spacing w:lineRule="auto" w:line="240" w:before="0" w:after="0"/>
               <w:jc w:val="left"/>
               <w:rPr>
@@ -3194,6 +3669,7 @@
             <w:pPr>
               <w:pStyle w:val="Normal"/>
               <w:widowControl/>
+              <w:suppressAutoHyphens w:val="true"/>
               <w:spacing w:lineRule="auto" w:line="240" w:before="0" w:after="0"/>
               <w:jc w:val="left"/>
               <w:rPr>
@@ -3223,6 +3699,7 @@
             <w:pPr>
               <w:pStyle w:val="Normal"/>
               <w:widowControl/>
+              <w:suppressAutoHyphens w:val="true"/>
               <w:spacing w:lineRule="auto" w:line="240" w:before="0" w:after="0"/>
               <w:jc w:val="left"/>
               <w:rPr>
@@ -3255,6 +3732,7 @@
             <w:pPr>
               <w:pStyle w:val="Normal"/>
               <w:widowControl/>
+              <w:suppressAutoHyphens w:val="true"/>
               <w:spacing w:lineRule="auto" w:line="240" w:before="0" w:after="0"/>
               <w:jc w:val="left"/>
               <w:rPr>
@@ -3289,6 +3767,7 @@
             <w:pPr>
               <w:pStyle w:val="Normal"/>
               <w:widowControl/>
+              <w:suppressAutoHyphens w:val="true"/>
               <w:spacing w:lineRule="auto" w:line="240" w:before="0" w:after="0"/>
               <w:jc w:val="left"/>
               <w:rPr>
@@ -3319,6 +3798,7 @@
             <w:pPr>
               <w:pStyle w:val="Normal"/>
               <w:widowControl/>
+              <w:suppressAutoHyphens w:val="true"/>
               <w:spacing w:lineRule="auto" w:line="240" w:before="0" w:after="0"/>
               <w:jc w:val="left"/>
               <w:rPr>
@@ -3349,6 +3829,7 @@
             <w:pPr>
               <w:pStyle w:val="Normal"/>
               <w:widowControl/>
+              <w:suppressAutoHyphens w:val="true"/>
               <w:spacing w:lineRule="auto" w:line="240" w:before="0" w:after="0"/>
               <w:jc w:val="left"/>
               <w:rPr>
@@ -3380,6 +3861,7 @@
             <w:pPr>
               <w:pStyle w:val="Normal"/>
               <w:widowControl/>
+              <w:suppressAutoHyphens w:val="true"/>
               <w:spacing w:lineRule="auto" w:line="240" w:before="0" w:after="0"/>
               <w:jc w:val="left"/>
               <w:rPr>
@@ -3413,6 +3895,7 @@
             <w:pPr>
               <w:pStyle w:val="Normal"/>
               <w:widowControl/>
+              <w:suppressAutoHyphens w:val="true"/>
               <w:spacing w:lineRule="auto" w:line="240" w:before="0" w:after="0"/>
               <w:jc w:val="left"/>
               <w:rPr>
@@ -3442,6 +3925,7 @@
             <w:pPr>
               <w:pStyle w:val="Normal"/>
               <w:widowControl/>
+              <w:suppressAutoHyphens w:val="true"/>
               <w:spacing w:lineRule="auto" w:line="240" w:before="0" w:after="0"/>
               <w:jc w:val="left"/>
               <w:rPr>
@@ -3471,6 +3955,7 @@
             <w:pPr>
               <w:pStyle w:val="Normal"/>
               <w:widowControl/>
+              <w:suppressAutoHyphens w:val="true"/>
               <w:spacing w:lineRule="auto" w:line="240" w:before="0" w:after="0"/>
               <w:jc w:val="left"/>
               <w:rPr>
@@ -3503,6 +3988,7 @@
             <w:pPr>
               <w:pStyle w:val="Normal"/>
               <w:widowControl/>
+              <w:suppressAutoHyphens w:val="true"/>
               <w:spacing w:lineRule="auto" w:line="240" w:before="0" w:after="0"/>
               <w:jc w:val="left"/>
               <w:rPr>
@@ -3537,6 +4023,7 @@
             <w:pPr>
               <w:pStyle w:val="Normal"/>
               <w:widowControl/>
+              <w:suppressAutoHyphens w:val="true"/>
               <w:spacing w:lineRule="auto" w:line="240" w:before="0" w:after="0"/>
               <w:jc w:val="left"/>
               <w:rPr>
@@ -3567,6 +4054,7 @@
             <w:pPr>
               <w:pStyle w:val="Normal"/>
               <w:widowControl/>
+              <w:suppressAutoHyphens w:val="true"/>
               <w:spacing w:lineRule="auto" w:line="240" w:before="0" w:after="0"/>
               <w:jc w:val="left"/>
               <w:rPr>
@@ -3597,6 +4085,7 @@
             <w:pPr>
               <w:pStyle w:val="Normal"/>
               <w:widowControl/>
+              <w:suppressAutoHyphens w:val="true"/>
               <w:spacing w:lineRule="auto" w:line="240" w:before="0" w:after="0"/>
               <w:jc w:val="left"/>
               <w:rPr>
@@ -3679,6 +4168,7 @@
             <w:pPr>
               <w:pStyle w:val="Normal"/>
               <w:widowControl/>
+              <w:suppressAutoHyphens w:val="true"/>
               <w:spacing w:lineRule="auto" w:line="240" w:before="0" w:after="0"/>
               <w:jc w:val="left"/>
               <w:rPr>
@@ -3714,6 +4204,7 @@
             <w:pPr>
               <w:pStyle w:val="Normal"/>
               <w:widowControl/>
+              <w:suppressAutoHyphens w:val="true"/>
               <w:spacing w:lineRule="auto" w:line="240" w:before="0" w:after="0"/>
               <w:jc w:val="left"/>
               <w:rPr>
@@ -3749,6 +4240,7 @@
             <w:pPr>
               <w:pStyle w:val="Normal"/>
               <w:widowControl/>
+              <w:suppressAutoHyphens w:val="true"/>
               <w:spacing w:lineRule="auto" w:line="240" w:before="0" w:after="0"/>
               <w:jc w:val="left"/>
               <w:rPr>
@@ -3784,6 +4276,7 @@
             <w:pPr>
               <w:pStyle w:val="Normal"/>
               <w:widowControl/>
+              <w:suppressAutoHyphens w:val="true"/>
               <w:spacing w:lineRule="auto" w:line="240" w:before="0" w:after="0"/>
               <w:jc w:val="left"/>
               <w:rPr>
@@ -3821,6 +4314,7 @@
             <w:pPr>
               <w:pStyle w:val="Normal"/>
               <w:widowControl/>
+              <w:suppressAutoHyphens w:val="true"/>
               <w:spacing w:lineRule="auto" w:line="240" w:before="0" w:after="0"/>
               <w:jc w:val="left"/>
               <w:rPr>
@@ -3855,6 +4349,7 @@
             <w:pPr>
               <w:pStyle w:val="Normal"/>
               <w:widowControl/>
+              <w:suppressAutoHyphens w:val="true"/>
               <w:spacing w:lineRule="auto" w:line="240" w:before="0" w:after="0"/>
               <w:jc w:val="left"/>
               <w:rPr>
@@ -3885,6 +4380,7 @@
             <w:pPr>
               <w:pStyle w:val="Normal"/>
               <w:widowControl/>
+              <w:suppressAutoHyphens w:val="true"/>
               <w:spacing w:lineRule="auto" w:line="240" w:before="0" w:after="0"/>
               <w:jc w:val="left"/>
               <w:rPr>
@@ -3915,6 +4411,7 @@
             <w:pPr>
               <w:pStyle w:val="Normal"/>
               <w:widowControl/>
+              <w:suppressAutoHyphens w:val="true"/>
               <w:spacing w:lineRule="auto" w:line="240" w:before="0" w:after="0"/>
               <w:jc w:val="left"/>
               <w:rPr>
@@ -3946,6 +4443,7 @@
             <w:pPr>
               <w:pStyle w:val="Normal"/>
               <w:widowControl/>
+              <w:suppressAutoHyphens w:val="true"/>
               <w:spacing w:lineRule="auto" w:line="240" w:before="0" w:after="0"/>
               <w:jc w:val="left"/>
               <w:rPr>
@@ -3979,6 +4477,7 @@
             <w:pPr>
               <w:pStyle w:val="Normal"/>
               <w:widowControl/>
+              <w:suppressAutoHyphens w:val="true"/>
               <w:spacing w:lineRule="auto" w:line="240" w:before="0" w:after="0"/>
               <w:jc w:val="left"/>
               <w:rPr>
@@ -4008,6 +4507,7 @@
             <w:pPr>
               <w:pStyle w:val="Normal"/>
               <w:widowControl/>
+              <w:suppressAutoHyphens w:val="true"/>
               <w:spacing w:lineRule="auto" w:line="240" w:before="0" w:after="0"/>
               <w:jc w:val="left"/>
               <w:rPr>
@@ -4037,6 +4537,7 @@
             <w:pPr>
               <w:pStyle w:val="Normal"/>
               <w:widowControl/>
+              <w:suppressAutoHyphens w:val="true"/>
               <w:spacing w:lineRule="auto" w:line="240" w:before="0" w:after="0"/>
               <w:jc w:val="left"/>
               <w:rPr>
@@ -4119,6 +4620,7 @@
             <w:pPr>
               <w:pStyle w:val="Normal"/>
               <w:widowControl/>
+              <w:suppressAutoHyphens w:val="true"/>
               <w:spacing w:lineRule="auto" w:line="240" w:before="0" w:after="0"/>
               <w:jc w:val="left"/>
               <w:rPr>
@@ -4154,6 +4656,7 @@
             <w:pPr>
               <w:pStyle w:val="Normal"/>
               <w:widowControl/>
+              <w:suppressAutoHyphens w:val="true"/>
               <w:spacing w:lineRule="auto" w:line="240" w:before="0" w:after="0"/>
               <w:jc w:val="left"/>
               <w:rPr>
@@ -4189,6 +4692,7 @@
             <w:pPr>
               <w:pStyle w:val="Normal"/>
               <w:widowControl/>
+              <w:suppressAutoHyphens w:val="true"/>
               <w:spacing w:lineRule="auto" w:line="240" w:before="0" w:after="0"/>
               <w:jc w:val="left"/>
               <w:rPr>
@@ -4224,6 +4728,7 @@
             <w:pPr>
               <w:pStyle w:val="Normal"/>
               <w:widowControl/>
+              <w:suppressAutoHyphens w:val="true"/>
               <w:spacing w:lineRule="auto" w:line="240" w:before="0" w:after="0"/>
               <w:jc w:val="left"/>
               <w:rPr>
@@ -4261,6 +4766,7 @@
             <w:pPr>
               <w:pStyle w:val="Normal"/>
               <w:widowControl/>
+              <w:suppressAutoHyphens w:val="true"/>
               <w:spacing w:lineRule="auto" w:line="240" w:before="0" w:after="0"/>
               <w:jc w:val="left"/>
               <w:rPr>
@@ -4295,6 +4801,7 @@
             <w:pPr>
               <w:pStyle w:val="Normal"/>
               <w:widowControl/>
+              <w:suppressAutoHyphens w:val="true"/>
               <w:spacing w:lineRule="auto" w:line="240" w:before="0" w:after="0"/>
               <w:jc w:val="left"/>
               <w:rPr>
@@ -4325,6 +4832,7 @@
             <w:pPr>
               <w:pStyle w:val="Normal"/>
               <w:widowControl/>
+              <w:suppressAutoHyphens w:val="true"/>
               <w:spacing w:lineRule="auto" w:line="240" w:before="0" w:after="0"/>
               <w:jc w:val="left"/>
               <w:rPr>
@@ -4355,6 +4863,7 @@
             <w:pPr>
               <w:pStyle w:val="Normal"/>
               <w:widowControl/>
+              <w:suppressAutoHyphens w:val="true"/>
               <w:spacing w:lineRule="auto" w:line="240" w:before="0" w:after="0"/>
               <w:jc w:val="left"/>
               <w:rPr>
@@ -4386,6 +4895,7 @@
             <w:pPr>
               <w:pStyle w:val="Normal"/>
               <w:widowControl/>
+              <w:suppressAutoHyphens w:val="true"/>
               <w:spacing w:lineRule="auto" w:line="240" w:before="0" w:after="0"/>
               <w:jc w:val="left"/>
               <w:rPr>
@@ -4419,6 +4929,7 @@
             <w:pPr>
               <w:pStyle w:val="Normal"/>
               <w:widowControl/>
+              <w:suppressAutoHyphens w:val="true"/>
               <w:spacing w:lineRule="auto" w:line="240" w:before="0" w:after="0"/>
               <w:jc w:val="left"/>
               <w:rPr>
@@ -4448,6 +4959,7 @@
             <w:pPr>
               <w:pStyle w:val="Normal"/>
               <w:widowControl/>
+              <w:suppressAutoHyphens w:val="true"/>
               <w:spacing w:lineRule="auto" w:line="240" w:before="0" w:after="0"/>
               <w:jc w:val="left"/>
               <w:rPr>
@@ -4477,6 +4989,7 @@
             <w:pPr>
               <w:pStyle w:val="Normal"/>
               <w:widowControl/>
+              <w:suppressAutoHyphens w:val="true"/>
               <w:spacing w:lineRule="auto" w:line="240" w:before="0" w:after="0"/>
               <w:jc w:val="left"/>
               <w:rPr>
@@ -4509,6 +5022,7 @@
             <w:pPr>
               <w:pStyle w:val="Normal"/>
               <w:widowControl/>
+              <w:suppressAutoHyphens w:val="true"/>
               <w:spacing w:lineRule="auto" w:line="240" w:before="0" w:after="0"/>
               <w:jc w:val="left"/>
               <w:rPr>
@@ -4543,6 +5057,7 @@
             <w:pPr>
               <w:pStyle w:val="Normal"/>
               <w:widowControl/>
+              <w:suppressAutoHyphens w:val="true"/>
               <w:spacing w:lineRule="auto" w:line="240" w:before="0" w:after="0"/>
               <w:jc w:val="left"/>
               <w:rPr>
@@ -4573,6 +5088,7 @@
             <w:pPr>
               <w:pStyle w:val="Normal"/>
               <w:widowControl/>
+              <w:suppressAutoHyphens w:val="true"/>
               <w:spacing w:lineRule="auto" w:line="240" w:before="0" w:after="0"/>
               <w:jc w:val="left"/>
               <w:rPr>
@@ -4603,6 +5119,7 @@
             <w:pPr>
               <w:pStyle w:val="Normal"/>
               <w:widowControl/>
+              <w:suppressAutoHyphens w:val="true"/>
               <w:spacing w:lineRule="auto" w:line="240" w:before="0" w:after="0"/>
               <w:jc w:val="left"/>
               <w:rPr>
@@ -4634,6 +5151,7 @@
             <w:pPr>
               <w:pStyle w:val="Normal"/>
               <w:widowControl/>
+              <w:suppressAutoHyphens w:val="true"/>
               <w:spacing w:lineRule="auto" w:line="240" w:before="0" w:after="0"/>
               <w:jc w:val="left"/>
               <w:rPr>
@@ -4667,6 +5185,7 @@
             <w:pPr>
               <w:pStyle w:val="Normal"/>
               <w:widowControl/>
+              <w:suppressAutoHyphens w:val="true"/>
               <w:spacing w:lineRule="auto" w:line="240" w:before="0" w:after="0"/>
               <w:jc w:val="left"/>
               <w:rPr>
@@ -4696,6 +5215,7 @@
             <w:pPr>
               <w:pStyle w:val="Normal"/>
               <w:widowControl/>
+              <w:suppressAutoHyphens w:val="true"/>
               <w:spacing w:lineRule="auto" w:line="240" w:before="0" w:after="0"/>
               <w:jc w:val="left"/>
               <w:rPr>
@@ -4725,6 +5245,7 @@
             <w:pPr>
               <w:pStyle w:val="Normal"/>
               <w:widowControl/>
+              <w:suppressAutoHyphens w:val="true"/>
               <w:spacing w:lineRule="auto" w:line="240" w:before="0" w:after="0"/>
               <w:jc w:val="left"/>
               <w:rPr>
@@ -4757,6 +5278,7 @@
             <w:pPr>
               <w:pStyle w:val="Normal"/>
               <w:widowControl/>
+              <w:suppressAutoHyphens w:val="true"/>
               <w:spacing w:lineRule="auto" w:line="240" w:before="0" w:after="0"/>
               <w:jc w:val="left"/>
               <w:rPr>
@@ -4791,6 +5313,7 @@
             <w:pPr>
               <w:pStyle w:val="Normal"/>
               <w:widowControl/>
+              <w:suppressAutoHyphens w:val="true"/>
               <w:spacing w:lineRule="auto" w:line="240" w:before="0" w:after="0"/>
               <w:jc w:val="left"/>
               <w:rPr>
@@ -4821,6 +5344,7 @@
             <w:pPr>
               <w:pStyle w:val="Normal"/>
               <w:widowControl/>
+              <w:suppressAutoHyphens w:val="true"/>
               <w:spacing w:lineRule="auto" w:line="240" w:before="0" w:after="0"/>
               <w:jc w:val="left"/>
               <w:rPr>
@@ -4851,6 +5375,7 @@
             <w:pPr>
               <w:pStyle w:val="Normal"/>
               <w:widowControl/>
+              <w:suppressAutoHyphens w:val="true"/>
               <w:spacing w:lineRule="auto" w:line="240" w:before="0" w:after="0"/>
               <w:jc w:val="left"/>
               <w:rPr>
@@ -4933,6 +5458,7 @@
             <w:pPr>
               <w:pStyle w:val="Normal"/>
               <w:widowControl/>
+              <w:suppressAutoHyphens w:val="true"/>
               <w:spacing w:lineRule="auto" w:line="240" w:before="0" w:after="0"/>
               <w:jc w:val="left"/>
               <w:rPr>
@@ -4968,6 +5494,7 @@
             <w:pPr>
               <w:pStyle w:val="Normal"/>
               <w:widowControl/>
+              <w:suppressAutoHyphens w:val="true"/>
               <w:spacing w:lineRule="auto" w:line="240" w:before="0" w:after="0"/>
               <w:jc w:val="left"/>
               <w:rPr>
@@ -5003,6 +5530,7 @@
             <w:pPr>
               <w:pStyle w:val="Normal"/>
               <w:widowControl/>
+              <w:suppressAutoHyphens w:val="true"/>
               <w:spacing w:lineRule="auto" w:line="240" w:before="0" w:after="0"/>
               <w:jc w:val="left"/>
               <w:rPr>
@@ -5038,6 +5566,7 @@
             <w:pPr>
               <w:pStyle w:val="Normal"/>
               <w:widowControl/>
+              <w:suppressAutoHyphens w:val="true"/>
               <w:spacing w:lineRule="auto" w:line="240" w:before="0" w:after="0"/>
               <w:jc w:val="left"/>
               <w:rPr>
@@ -5075,6 +5604,7 @@
             <w:pPr>
               <w:pStyle w:val="Normal"/>
               <w:widowControl/>
+              <w:suppressAutoHyphens w:val="true"/>
               <w:spacing w:lineRule="auto" w:line="240" w:before="0" w:after="0"/>
               <w:jc w:val="left"/>
               <w:rPr>
@@ -5109,6 +5639,7 @@
             <w:pPr>
               <w:pStyle w:val="Normal"/>
               <w:widowControl/>
+              <w:suppressAutoHyphens w:val="true"/>
               <w:spacing w:lineRule="auto" w:line="240" w:before="0" w:after="0"/>
               <w:jc w:val="left"/>
               <w:rPr>
@@ -5139,6 +5670,7 @@
             <w:pPr>
               <w:pStyle w:val="Normal"/>
               <w:widowControl/>
+              <w:suppressAutoHyphens w:val="true"/>
               <w:spacing w:lineRule="auto" w:line="240" w:before="0" w:after="0"/>
               <w:jc w:val="left"/>
               <w:rPr>
@@ -5169,6 +5701,7 @@
             <w:pPr>
               <w:pStyle w:val="Normal"/>
               <w:widowControl/>
+              <w:suppressAutoHyphens w:val="true"/>
               <w:spacing w:lineRule="auto" w:line="240" w:before="0" w:after="0"/>
               <w:jc w:val="left"/>
               <w:rPr>
@@ -5200,6 +5733,7 @@
             <w:pPr>
               <w:pStyle w:val="Normal"/>
               <w:widowControl/>
+              <w:suppressAutoHyphens w:val="true"/>
               <w:spacing w:lineRule="auto" w:line="240" w:before="0" w:after="0"/>
               <w:jc w:val="left"/>
               <w:rPr>
@@ -5233,6 +5767,7 @@
             <w:pPr>
               <w:pStyle w:val="Normal"/>
               <w:widowControl/>
+              <w:suppressAutoHyphens w:val="true"/>
               <w:spacing w:lineRule="auto" w:line="240" w:before="0" w:after="0"/>
               <w:jc w:val="left"/>
               <w:rPr>
@@ -5262,6 +5797,7 @@
             <w:pPr>
               <w:pStyle w:val="Normal"/>
               <w:widowControl/>
+              <w:suppressAutoHyphens w:val="true"/>
               <w:spacing w:lineRule="auto" w:line="240" w:before="0" w:after="0"/>
               <w:jc w:val="left"/>
               <w:rPr>
@@ -5291,6 +5827,7 @@
             <w:pPr>
               <w:pStyle w:val="Normal"/>
               <w:widowControl/>
+              <w:suppressAutoHyphens w:val="true"/>
               <w:spacing w:lineRule="auto" w:line="240" w:before="0" w:after="0"/>
               <w:jc w:val="left"/>
               <w:rPr>
@@ -5323,6 +5860,7 @@
             <w:pPr>
               <w:pStyle w:val="Normal"/>
               <w:widowControl/>
+              <w:suppressAutoHyphens w:val="true"/>
               <w:spacing w:lineRule="auto" w:line="240" w:before="0" w:after="0"/>
               <w:jc w:val="left"/>
               <w:rPr>
@@ -5357,6 +5895,7 @@
             <w:pPr>
               <w:pStyle w:val="Normal"/>
               <w:widowControl/>
+              <w:suppressAutoHyphens w:val="true"/>
               <w:spacing w:lineRule="auto" w:line="240" w:before="0" w:after="0"/>
               <w:jc w:val="left"/>
               <w:rPr>
@@ -5387,6 +5926,7 @@
             <w:pPr>
               <w:pStyle w:val="Normal"/>
               <w:widowControl/>
+              <w:suppressAutoHyphens w:val="true"/>
               <w:spacing w:lineRule="auto" w:line="240" w:before="0" w:after="0"/>
               <w:jc w:val="left"/>
               <w:rPr>
@@ -5417,6 +5957,7 @@
             <w:pPr>
               <w:pStyle w:val="Normal"/>
               <w:widowControl/>
+              <w:suppressAutoHyphens w:val="true"/>
               <w:spacing w:lineRule="auto" w:line="240" w:before="0" w:after="0"/>
               <w:jc w:val="left"/>
               <w:rPr>
@@ -5448,6 +5989,7 @@
             <w:pPr>
               <w:pStyle w:val="Normal"/>
               <w:widowControl/>
+              <w:suppressAutoHyphens w:val="true"/>
               <w:spacing w:lineRule="auto" w:line="240" w:before="0" w:after="0"/>
               <w:jc w:val="left"/>
               <w:rPr>
@@ -5481,6 +6023,7 @@
             <w:pPr>
               <w:pStyle w:val="Normal"/>
               <w:widowControl/>
+              <w:suppressAutoHyphens w:val="true"/>
               <w:spacing w:lineRule="auto" w:line="240" w:before="0" w:after="0"/>
               <w:jc w:val="left"/>
               <w:rPr>
@@ -5510,6 +6053,7 @@
             <w:pPr>
               <w:pStyle w:val="Normal"/>
               <w:widowControl/>
+              <w:suppressAutoHyphens w:val="true"/>
               <w:spacing w:lineRule="auto" w:line="240" w:before="0" w:after="0"/>
               <w:jc w:val="left"/>
               <w:rPr>
@@ -5539,6 +6083,7 @@
             <w:pPr>
               <w:pStyle w:val="Normal"/>
               <w:widowControl/>
+              <w:suppressAutoHyphens w:val="true"/>
               <w:spacing w:lineRule="auto" w:line="240" w:before="0" w:after="0"/>
               <w:jc w:val="left"/>
               <w:rPr>
@@ -5571,6 +6116,7 @@
             <w:pPr>
               <w:pStyle w:val="Normal"/>
               <w:widowControl/>
+              <w:suppressAutoHyphens w:val="true"/>
               <w:spacing w:lineRule="auto" w:line="240" w:before="0" w:after="0"/>
               <w:jc w:val="left"/>
               <w:rPr>
@@ -5605,6 +6151,7 @@
             <w:pPr>
               <w:pStyle w:val="Normal"/>
               <w:widowControl/>
+              <w:suppressAutoHyphens w:val="true"/>
               <w:spacing w:lineRule="auto" w:line="240" w:before="0" w:after="0"/>
               <w:jc w:val="left"/>
               <w:rPr>
@@ -5635,6 +6182,7 @@
             <w:pPr>
               <w:pStyle w:val="Normal"/>
               <w:widowControl/>
+              <w:suppressAutoHyphens w:val="true"/>
               <w:spacing w:lineRule="auto" w:line="240" w:before="0" w:after="0"/>
               <w:jc w:val="left"/>
               <w:rPr>
@@ -5665,6 +6213,7 @@
             <w:pPr>
               <w:pStyle w:val="Normal"/>
               <w:widowControl/>
+              <w:suppressAutoHyphens w:val="true"/>
               <w:spacing w:lineRule="auto" w:line="240" w:before="0" w:after="0"/>
               <w:jc w:val="left"/>
               <w:rPr>
@@ -5747,6 +6296,7 @@
             <w:pPr>
               <w:pStyle w:val="Normal"/>
               <w:widowControl/>
+              <w:suppressAutoHyphens w:val="true"/>
               <w:spacing w:lineRule="auto" w:line="240" w:before="0" w:after="0"/>
               <w:jc w:val="left"/>
               <w:rPr>
@@ -5782,6 +6332,7 @@
             <w:pPr>
               <w:pStyle w:val="Normal"/>
               <w:widowControl/>
+              <w:suppressAutoHyphens w:val="true"/>
               <w:spacing w:lineRule="auto" w:line="240" w:before="0" w:after="0"/>
               <w:jc w:val="left"/>
               <w:rPr>
@@ -5817,6 +6368,7 @@
             <w:pPr>
               <w:pStyle w:val="Normal"/>
               <w:widowControl/>
+              <w:suppressAutoHyphens w:val="true"/>
               <w:spacing w:lineRule="auto" w:line="240" w:before="0" w:after="0"/>
               <w:jc w:val="left"/>
               <w:rPr>
@@ -5852,6 +6404,7 @@
             <w:pPr>
               <w:pStyle w:val="Normal"/>
               <w:widowControl/>
+              <w:suppressAutoHyphens w:val="true"/>
               <w:spacing w:lineRule="auto" w:line="240" w:before="0" w:after="0"/>
               <w:jc w:val="left"/>
               <w:rPr>
@@ -5889,6 +6442,7 @@
             <w:pPr>
               <w:pStyle w:val="Normal"/>
               <w:widowControl/>
+              <w:suppressAutoHyphens w:val="true"/>
               <w:spacing w:lineRule="auto" w:line="240" w:before="0" w:after="0"/>
               <w:jc w:val="left"/>
               <w:rPr>
@@ -5923,6 +6477,7 @@
             <w:pPr>
               <w:pStyle w:val="Normal"/>
               <w:widowControl/>
+              <w:suppressAutoHyphens w:val="true"/>
               <w:spacing w:lineRule="auto" w:line="240" w:before="0" w:after="0"/>
               <w:jc w:val="left"/>
               <w:rPr>
@@ -5953,6 +6508,7 @@
             <w:pPr>
               <w:pStyle w:val="Normal"/>
               <w:widowControl/>
+              <w:suppressAutoHyphens w:val="true"/>
               <w:spacing w:lineRule="auto" w:line="240" w:before="0" w:after="0"/>
               <w:jc w:val="left"/>
               <w:rPr>
@@ -5983,6 +6539,7 @@
             <w:pPr>
               <w:pStyle w:val="Normal"/>
               <w:widowControl/>
+              <w:suppressAutoHyphens w:val="true"/>
               <w:spacing w:lineRule="auto" w:line="240" w:before="0" w:after="0"/>
               <w:jc w:val="left"/>
               <w:rPr>
@@ -6014,6 +6571,7 @@
             <w:pPr>
               <w:pStyle w:val="Normal"/>
               <w:widowControl/>
+              <w:suppressAutoHyphens w:val="true"/>
               <w:spacing w:lineRule="auto" w:line="240" w:before="0" w:after="0"/>
               <w:jc w:val="left"/>
               <w:rPr>
@@ -6047,6 +6605,7 @@
             <w:pPr>
               <w:pStyle w:val="Normal"/>
               <w:widowControl/>
+              <w:suppressAutoHyphens w:val="true"/>
               <w:spacing w:lineRule="auto" w:line="240" w:before="0" w:after="0"/>
               <w:jc w:val="left"/>
               <w:rPr>
@@ -6076,6 +6635,7 @@
             <w:pPr>
               <w:pStyle w:val="Normal"/>
               <w:widowControl/>
+              <w:suppressAutoHyphens w:val="true"/>
               <w:spacing w:lineRule="auto" w:line="240" w:before="0" w:after="0"/>
               <w:jc w:val="left"/>
               <w:rPr>
@@ -6105,6 +6665,7 @@
             <w:pPr>
               <w:pStyle w:val="Normal"/>
               <w:widowControl/>
+              <w:suppressAutoHyphens w:val="true"/>
               <w:spacing w:lineRule="auto" w:line="240" w:before="0" w:after="0"/>
               <w:jc w:val="left"/>
               <w:rPr>
@@ -6137,6 +6698,7 @@
             <w:pPr>
               <w:pStyle w:val="Normal"/>
               <w:widowControl/>
+              <w:suppressAutoHyphens w:val="true"/>
               <w:spacing w:lineRule="auto" w:line="240" w:before="0" w:after="0"/>
               <w:jc w:val="left"/>
               <w:rPr>
@@ -6171,6 +6733,7 @@
             <w:pPr>
               <w:pStyle w:val="Normal"/>
               <w:widowControl/>
+              <w:suppressAutoHyphens w:val="true"/>
               <w:spacing w:lineRule="auto" w:line="240" w:before="0" w:after="0"/>
               <w:jc w:val="left"/>
               <w:rPr>
@@ -6201,6 +6764,7 @@
             <w:pPr>
               <w:pStyle w:val="Normal"/>
               <w:widowControl/>
+              <w:suppressAutoHyphens w:val="true"/>
               <w:spacing w:lineRule="auto" w:line="240" w:before="0" w:after="0"/>
               <w:jc w:val="left"/>
               <w:rPr>
@@ -6231,6 +6795,7 @@
             <w:pPr>
               <w:pStyle w:val="Normal"/>
               <w:widowControl/>
+              <w:suppressAutoHyphens w:val="true"/>
               <w:spacing w:lineRule="auto" w:line="240" w:before="0" w:after="0"/>
               <w:jc w:val="left"/>
               <w:rPr>
@@ -6262,6 +6827,7 @@
             <w:pPr>
               <w:pStyle w:val="Normal"/>
               <w:widowControl/>
+              <w:suppressAutoHyphens w:val="true"/>
               <w:spacing w:lineRule="auto" w:line="240" w:before="0" w:after="0"/>
               <w:jc w:val="left"/>
               <w:rPr>
@@ -6295,6 +6861,7 @@
             <w:pPr>
               <w:pStyle w:val="Normal"/>
               <w:widowControl/>
+              <w:suppressAutoHyphens w:val="true"/>
               <w:spacing w:lineRule="auto" w:line="240" w:before="0" w:after="0"/>
               <w:jc w:val="left"/>
               <w:rPr>
@@ -6324,6 +6891,7 @@
             <w:pPr>
               <w:pStyle w:val="Normal"/>
               <w:widowControl/>
+              <w:suppressAutoHyphens w:val="true"/>
               <w:spacing w:lineRule="auto" w:line="240" w:before="0" w:after="0"/>
               <w:jc w:val="left"/>
               <w:rPr>
@@ -6353,6 +6921,7 @@
             <w:pPr>
               <w:pStyle w:val="Normal"/>
               <w:widowControl/>
+              <w:suppressAutoHyphens w:val="true"/>
               <w:spacing w:lineRule="auto" w:line="240" w:before="0" w:after="0"/>
               <w:jc w:val="left"/>
               <w:rPr>
@@ -6385,6 +6954,7 @@
             <w:pPr>
               <w:pStyle w:val="Normal"/>
               <w:widowControl/>
+              <w:suppressAutoHyphens w:val="true"/>
               <w:spacing w:lineRule="auto" w:line="240" w:before="0" w:after="0"/>
               <w:jc w:val="left"/>
               <w:rPr>
@@ -6419,6 +6989,7 @@
             <w:pPr>
               <w:pStyle w:val="Normal"/>
               <w:widowControl/>
+              <w:suppressAutoHyphens w:val="true"/>
               <w:spacing w:lineRule="auto" w:line="240" w:before="0" w:after="0"/>
               <w:jc w:val="left"/>
               <w:rPr>
@@ -6449,6 +7020,7 @@
             <w:pPr>
               <w:pStyle w:val="Normal"/>
               <w:widowControl/>
+              <w:suppressAutoHyphens w:val="true"/>
               <w:spacing w:lineRule="auto" w:line="240" w:before="0" w:after="0"/>
               <w:jc w:val="left"/>
               <w:rPr>
@@ -6479,6 +7051,7 @@
             <w:pPr>
               <w:pStyle w:val="Normal"/>
               <w:widowControl/>
+              <w:suppressAutoHyphens w:val="true"/>
               <w:spacing w:lineRule="auto" w:line="240" w:before="0" w:after="0"/>
               <w:jc w:val="left"/>
               <w:rPr>
@@ -6561,6 +7134,7 @@
             <w:pPr>
               <w:pStyle w:val="Normal"/>
               <w:widowControl/>
+              <w:suppressAutoHyphens w:val="true"/>
               <w:spacing w:lineRule="auto" w:line="240" w:before="0" w:after="0"/>
               <w:jc w:val="left"/>
               <w:rPr>
@@ -6596,6 +7170,7 @@
             <w:pPr>
               <w:pStyle w:val="Normal"/>
               <w:widowControl/>
+              <w:suppressAutoHyphens w:val="true"/>
               <w:spacing w:lineRule="auto" w:line="240" w:before="0" w:after="0"/>
               <w:jc w:val="left"/>
               <w:rPr>
@@ -6631,6 +7206,7 @@
             <w:pPr>
               <w:pStyle w:val="Normal"/>
               <w:widowControl/>
+              <w:suppressAutoHyphens w:val="true"/>
               <w:spacing w:lineRule="auto" w:line="240" w:before="0" w:after="0"/>
               <w:jc w:val="left"/>
               <w:rPr>
@@ -6666,6 +7242,7 @@
             <w:pPr>
               <w:pStyle w:val="Normal"/>
               <w:widowControl/>
+              <w:suppressAutoHyphens w:val="true"/>
               <w:spacing w:lineRule="auto" w:line="240" w:before="0" w:after="0"/>
               <w:jc w:val="left"/>
               <w:rPr>
@@ -6703,6 +7280,7 @@
             <w:pPr>
               <w:pStyle w:val="Normal"/>
               <w:widowControl/>
+              <w:suppressAutoHyphens w:val="true"/>
               <w:spacing w:lineRule="auto" w:line="240" w:before="0" w:after="0"/>
               <w:jc w:val="left"/>
               <w:rPr>
@@ -6737,6 +7315,7 @@
             <w:pPr>
               <w:pStyle w:val="Normal"/>
               <w:widowControl/>
+              <w:suppressAutoHyphens w:val="true"/>
               <w:spacing w:lineRule="auto" w:line="240" w:before="0" w:after="0"/>
               <w:jc w:val="left"/>
               <w:rPr>
@@ -6767,6 +7346,7 @@
             <w:pPr>
               <w:pStyle w:val="Normal"/>
               <w:widowControl/>
+              <w:suppressAutoHyphens w:val="true"/>
               <w:spacing w:lineRule="auto" w:line="240" w:before="0" w:after="0"/>
               <w:jc w:val="left"/>
               <w:rPr>
@@ -6797,6 +7377,7 @@
             <w:pPr>
               <w:pStyle w:val="Normal"/>
               <w:widowControl/>
+              <w:suppressAutoHyphens w:val="true"/>
               <w:spacing w:lineRule="auto" w:line="240" w:before="0" w:after="0"/>
               <w:jc w:val="left"/>
               <w:rPr>
@@ -6828,6 +7409,7 @@
             <w:pPr>
               <w:pStyle w:val="Normal"/>
               <w:widowControl/>
+              <w:suppressAutoHyphens w:val="true"/>
               <w:spacing w:lineRule="auto" w:line="240" w:before="0" w:after="0"/>
               <w:jc w:val="left"/>
               <w:rPr>
@@ -6861,6 +7443,7 @@
             <w:pPr>
               <w:pStyle w:val="Normal"/>
               <w:widowControl/>
+              <w:suppressAutoHyphens w:val="true"/>
               <w:spacing w:lineRule="auto" w:line="240" w:before="0" w:after="0"/>
               <w:jc w:val="left"/>
               <w:rPr>
@@ -6890,6 +7473,7 @@
             <w:pPr>
               <w:pStyle w:val="Normal"/>
               <w:widowControl/>
+              <w:suppressAutoHyphens w:val="true"/>
               <w:spacing w:lineRule="auto" w:line="240" w:before="0" w:after="0"/>
               <w:jc w:val="left"/>
               <w:rPr>
@@ -6919,6 +7503,7 @@
             <w:pPr>
               <w:pStyle w:val="Normal"/>
               <w:widowControl/>
+              <w:suppressAutoHyphens w:val="true"/>
               <w:spacing w:lineRule="auto" w:line="240" w:before="0" w:after="0"/>
               <w:jc w:val="left"/>
               <w:rPr>
@@ -6951,6 +7536,7 @@
             <w:pPr>
               <w:pStyle w:val="Normal"/>
               <w:widowControl/>
+              <w:suppressAutoHyphens w:val="true"/>
               <w:spacing w:lineRule="auto" w:line="240" w:before="0" w:after="0"/>
               <w:jc w:val="left"/>
               <w:rPr>
@@ -6985,6 +7571,7 @@
             <w:pPr>
               <w:pStyle w:val="Normal"/>
               <w:widowControl/>
+              <w:suppressAutoHyphens w:val="true"/>
               <w:spacing w:lineRule="auto" w:line="240" w:before="0" w:after="0"/>
               <w:jc w:val="left"/>
               <w:rPr>
@@ -7015,6 +7602,7 @@
             <w:pPr>
               <w:pStyle w:val="Normal"/>
               <w:widowControl/>
+              <w:suppressAutoHyphens w:val="true"/>
               <w:spacing w:lineRule="auto" w:line="240" w:before="0" w:after="0"/>
               <w:jc w:val="left"/>
               <w:rPr>
@@ -7045,6 +7633,7 @@
             <w:pPr>
               <w:pStyle w:val="Normal"/>
               <w:widowControl/>
+              <w:suppressAutoHyphens w:val="true"/>
               <w:spacing w:lineRule="auto" w:line="240" w:before="0" w:after="0"/>
               <w:jc w:val="left"/>
               <w:rPr>
@@ -7066,6 +7655,33 @@
         </w:tc>
       </w:tr>
     </w:tbl>
+    <w:p>
+      <w:pPr>
+        <w:pStyle w:val="Normal"/>
+        <w:rPr>
+          <w:b w:val="false"/>
+          <w:i w:val="false"/>
+          <w:i w:val="false"/>
+        </w:rPr>
+      </w:pPr>
+      <w:r>
+        <w:rPr/>
+      </w:r>
+    </w:p>
+    <w:p>
+      <w:pPr>
+        <w:pStyle w:val="Normal"/>
+        <w:rPr/>
+      </w:pPr>
+      <w:r>
+        <w:rPr>
+          <w:b w:val="false"/>
+          <w:i w:val="false"/>
+          <w:color w:val="C9211E"/>
+        </w:rPr>
+        <w:t>TODO: Need to send pdf and word versions to everyone.</w:t>
+      </w:r>
+    </w:p>
     <w:p>
       <w:pPr>
         <w:pStyle w:val="Heading2"/>
@@ -7263,15 +7879,13 @@
       </w:pPr>
       <w:r>
         <w:rPr/>
-        <w:t>Review outcome and any follow-up actions (</w:t>
+        <w:t xml:space="preserve">Review outcome and any follow-up actions (Maarten / All) </w:t>
       </w:r>
       <w:r>
-        <w:rPr/>
-        <w:t>Maarten</w:t>
-      </w:r>
-      <w:r>
-        <w:rPr/>
-        <w:t xml:space="preserve"> / All)</w:t>
+        <w:rPr>
+          <w:color w:val="C9211E"/>
+        </w:rPr>
+        <w:t>Done</w:t>
       </w:r>
     </w:p>
     <w:p>
@@ -7298,7 +7912,13 @@
       </w:pPr>
       <w:r>
         <w:rPr/>
-        <w:t>Confirm 2-3 extra chairs in creche (Maarten)</w:t>
+        <w:t xml:space="preserve">Confirm 2-3 extra chairs in creche (Maarten) </w:t>
+      </w:r>
+      <w:r>
+        <w:rPr>
+          <w:color w:val="C9211E"/>
+        </w:rPr>
+        <w:t>Done</w:t>
       </w:r>
     </w:p>
     <w:p>
@@ -7312,7 +7932,13 @@
       </w:pPr>
       <w:r>
         <w:rPr/>
-        <w:t>Breastfeeding toggle sign - confirm in use (Foyer attendants)</w:t>
+        <w:t xml:space="preserve">Breastfeeding toggle sign - confirm in use (Foyer attendants) </w:t>
+      </w:r>
+      <w:r>
+        <w:rPr>
+          <w:color w:val="C9211E"/>
+        </w:rPr>
+        <w:t>Done</w:t>
       </w:r>
     </w:p>
     <w:p>
@@ -7326,7 +7952,13 @@
       </w:pPr>
       <w:r>
         <w:rPr/>
-        <w:t>Water cooler with cups - supply level (Maarten)</w:t>
+        <w:t xml:space="preserve">Water cooler with cups - supply level (Maarten) </w:t>
+      </w:r>
+      <w:r>
+        <w:rPr>
+          <w:color w:val="C9211E"/>
+        </w:rPr>
+        <w:t>Done</w:t>
       </w:r>
     </w:p>
     <w:p>
@@ -7340,7 +7972,13 @@
       </w:pPr>
       <w:r>
         <w:rPr/>
-        <w:t>Foyer attendant alertness - reminders given</w:t>
+        <w:t xml:space="preserve">Foyer attendant alertness - reminders given </w:t>
+      </w:r>
+      <w:r>
+        <w:rPr>
+          <w:color w:val="C9211E"/>
+        </w:rPr>
+        <w:t>(Jeff to tell attendants)</w:t>
       </w:r>
     </w:p>
     <w:p>
@@ -7367,7 +8005,13 @@
       </w:pPr>
       <w:r>
         <w:rPr/>
-        <w:t>Civil (Maarten) - any new issues raised since Q2</w:t>
+        <w:t xml:space="preserve">Civil (Maarten) - any new issues raised since Q2 </w:t>
+      </w:r>
+      <w:r>
+        <w:rPr>
+          <w:color w:val="C9211E"/>
+        </w:rPr>
+        <w:t>Done</w:t>
       </w:r>
     </w:p>
     <w:p>
@@ -7381,7 +8025,13 @@
       </w:pPr>
       <w:r>
         <w:rPr/>
-        <w:t>Electrical (Tyrone) - Main Hall aircon update from Branch</w:t>
+        <w:t xml:space="preserve">Electrical (Tyrone) - Main Hall aircon update from Branch </w:t>
+      </w:r>
+      <w:r>
+        <w:rPr>
+          <w:color w:val="C9211E"/>
+        </w:rPr>
+        <w:t>Done</w:t>
       </w:r>
     </w:p>
     <w:p>
@@ -7409,7 +8059,13 @@
       </w:pPr>
       <w:r>
         <w:rPr/>
-        <w:t>Equipment (Sean) - Vacuum pipe, Dyson battery, door frame paint</w:t>
+        <w:t xml:space="preserve">Equipment (Sean) - Vacuum pipe, Dyson battery, door frame paint </w:t>
+      </w:r>
+      <w:r>
+        <w:rPr>
+          <w:color w:val="C9211E"/>
+        </w:rPr>
+        <w:t>Done</w:t>
       </w:r>
     </w:p>
     <w:p>
@@ -7437,7 +8093,13 @@
       </w:pPr>
       <w:r>
         <w:rPr/>
-        <w:t>Building (Joel) - Chair repairs, BWoF update</w:t>
+        <w:t xml:space="preserve">Building (Joel) - Chair repairs, BWoF update </w:t>
+      </w:r>
+      <w:r>
+        <w:rPr>
+          <w:color w:val="C9211E"/>
+        </w:rPr>
+        <w:t>Done</w:t>
       </w:r>
     </w:p>
     <w:p>
@@ -7533,7 +8195,13 @@
       </w:pPr>
       <w:r>
         <w:rPr/>
-        <w:t>Battery for the Dyson vacuum (~$200 NZD)</w:t>
+        <w:t xml:space="preserve">Battery for the Dyson vacuum (~$200 NZD) </w:t>
+      </w:r>
+      <w:r>
+        <w:rPr>
+          <w:color w:val="C9211E"/>
+        </w:rPr>
+        <w:t>Done</w:t>
       </w:r>
     </w:p>
     <w:p>
@@ -7547,7 +8215,7 @@
       </w:pPr>
       <w:r>
         <w:rPr/>
-        <w:t>Vacuum cleaner pipe (longer)</w:t>
+        <w:t xml:space="preserve">Vacuum cleaner pipe (longer) </w:t>
       </w:r>
     </w:p>
     <w:p>
@@ -7561,7 +8229,7 @@
       </w:pPr>
       <w:r>
         <w:rPr/>
-        <w:t>Paints (Jeff Leach)</w:t>
+        <w:t xml:space="preserve">Paints (Jeff Leach) </w:t>
       </w:r>
     </w:p>
     <w:p>
@@ -7598,7 +8266,15 @@
       </w:pPr>
       <w:r>
         <w:rPr/>
-        <w:t>Confirm date and time of next meeting - Q4 2026 (October TBC) @ 3 PM</w:t>
+        <w:t>Confirm date and time of next meeting - Q4 2026 (</w:t>
+      </w:r>
+      <w:r>
+        <w:rPr/>
+        <w:t>Sep 20 – week before convention</w:t>
+      </w:r>
+      <w:r>
+        <w:rPr/>
+        <w:t>) @ 3 PM</w:t>
       </w:r>
     </w:p>
     <w:p>
@@ -7612,7 +8288,7 @@
       </w:pPr>
       <w:r>
         <w:rPr/>
-        <w:t>Summary of action items</w:t>
+        <w:t>Location Kingdom Hall.</w:t>
       </w:r>
     </w:p>
     <w:p>
@@ -7626,6 +8302,20 @@
       </w:pPr>
       <w:r>
         <w:rPr/>
+        <w:t>Summary of action items</w:t>
+      </w:r>
+    </w:p>
+    <w:p>
+      <w:pPr>
+        <w:pStyle w:val="ListBullet"/>
+        <w:numPr>
+          <w:ilvl w:val="0"/>
+          <w:numId w:val="1"/>
+        </w:numPr>
+        <w:rPr/>
+      </w:pPr>
+      <w:r>
+        <w:rPr/>
         <w:t>Closing prayer (Sean)</w:t>
       </w:r>
     </w:p>
@@ -7642,6 +8332,53 @@
     <w:p>
       <w:pPr>
         <w:pStyle w:val="Normal"/>
+        <w:numPr>
+          <w:ilvl w:val="0"/>
+          <w:numId w:val="7"/>
+        </w:numPr>
+        <w:rPr/>
+      </w:pPr>
+      <w:r>
+        <w:rPr>
+          <w:color w:val="C9211E"/>
+        </w:rPr>
+        <w:t>Carpet in foyer repair (Working Bee) (Joel)</w:t>
+      </w:r>
+    </w:p>
+    <w:p>
+      <w:pPr>
+        <w:pStyle w:val="Normal"/>
+        <w:numPr>
+          <w:ilvl w:val="0"/>
+          <w:numId w:val="7"/>
+        </w:numPr>
+        <w:rPr/>
+      </w:pPr>
+      <w:r>
+        <w:rPr>
+          <w:color w:val="C9211E"/>
+        </w:rPr>
+        <w:t>Put up dyson for sale to add to funding on de walt</w:t>
+      </w:r>
+    </w:p>
+    <w:p>
+      <w:pPr>
+        <w:pStyle w:val="Normal"/>
+        <w:numPr>
+          <w:ilvl w:val="0"/>
+          <w:numId w:val="7"/>
+        </w:numPr>
+        <w:rPr>
+          <w:color w:val="C9211E"/>
+        </w:rPr>
+      </w:pPr>
+      <w:r>
+        <w:rPr/>
+      </w:r>
+    </w:p>
+    <w:p>
+      <w:pPr>
+        <w:pStyle w:val="Normal"/>
         <w:rPr/>
       </w:pPr>
       <w:r>
@@ -7724,8 +8461,12 @@
       </w:r>
     </w:p>
     <w:sectPr>
-      <w:headerReference w:type="default" r:id="rId7"/>
-      <w:footerReference w:type="default" r:id="rId8"/>
+      <w:headerReference w:type="even" r:id="rId2"/>
+      <w:headerReference w:type="default" r:id="rId3"/>
+      <w:headerReference w:type="first" r:id="rId4"/>
+      <w:footerReference w:type="even" r:id="rId5"/>
+      <w:footerReference w:type="default" r:id="rId6"/>
+      <w:footerReference w:type="first" r:id="rId7"/>
       <w:type w:val="nextPage"/>
       <w:pgSz w:w="12240" w:h="15840"/>
       <w:pgMar w:left="1800" w:right="1800" w:gutter="0" w:header="0" w:top="1440" w:footer="0" w:bottom="1440"/>
@@ -7739,21 +8480,85 @@
 </file>
 
 <file path=word/footer1.xml><?xml version="1.0" encoding="utf-8"?>
-<w:ftr xmlns:m="http://schemas.openxmlformats.org/officeDocument/2006/math" xmlns:mc="http://schemas.openxmlformats.org/markup-compatibility/2006" xmlns:mo="http://schemas.microsoft.com/office/mac/office/2008/main" xmlns:mv="urn:schemas-microsoft-com:mac:vml" xmlns:o="urn:schemas-microsoft-com:office:office" xmlns:r="http://schemas.openxmlformats.org/officeDocument/2006/relationships" xmlns:v="urn:schemas-microsoft-com:vml" xmlns:w10="urn:schemas-microsoft-com:office:word" xmlns:w14="http://schemas.microsoft.com/office/word/2010/wordml" xmlns:w="http://schemas.openxmlformats.org/wordprocessingml/2006/main" xmlns:wne="http://schemas.microsoft.com/office/word/2006/wordml" xmlns:wp14="http://schemas.microsoft.com/office/word/2010/wordprocessingDrawing" xmlns:wp="http://schemas.openxmlformats.org/drawingml/2006/wordprocessingDrawing" xmlns:wpc="http://schemas.microsoft.com/office/word/2010/wordprocessingCanvas" xmlns:wpg="http://schemas.microsoft.com/office/word/2010/wordprocessingGroup" xmlns:wpi="http://schemas.microsoft.com/office/word/2010/wordprocessingInk" xmlns:wps="http://schemas.microsoft.com/office/word/2010/wordprocessingShape" mc:Ignorable="w14 wp14">
+<w:ftr xmlns:o="urn:schemas-microsoft-com:office:office" xmlns:r="http://schemas.openxmlformats.org/officeDocument/2006/relationships" xmlns:v="urn:schemas-microsoft-com:vml" xmlns:w="http://schemas.openxmlformats.org/wordprocessingml/2006/main" xmlns:w10="urn:schemas-microsoft-com:office:word" xmlns:wp="http://schemas.openxmlformats.org/drawingml/2006/wordprocessingDrawing" xmlns:wps="http://schemas.microsoft.com/office/word/2010/wordprocessingShape" xmlns:wpg="http://schemas.microsoft.com/office/word/2010/wordprocessingGroup" xmlns:mc="http://schemas.openxmlformats.org/markup-compatibility/2006" xmlns:wp14="http://schemas.microsoft.com/office/word/2010/wordprocessingDrawing" xmlns:w14="http://schemas.microsoft.com/office/word/2010/wordml" xmlns:w15="http://schemas.microsoft.com/office/word/2012/wordml" mc:Ignorable="w14 wp14 w15">
   <w:p>
     <w:pPr>
       <w:pStyle w:val="Footer"/>
+      <w:rPr/>
     </w:pPr>
+    <w:r>
+      <w:rPr/>
+    </w:r>
+  </w:p>
+</w:ftr>
+</file>
+
+<file path=word/footer2.xml><?xml version="1.0" encoding="utf-8"?>
+<w:ftr xmlns:o="urn:schemas-microsoft-com:office:office" xmlns:r="http://schemas.openxmlformats.org/officeDocument/2006/relationships" xmlns:v="urn:schemas-microsoft-com:vml" xmlns:w="http://schemas.openxmlformats.org/wordprocessingml/2006/main" xmlns:w10="urn:schemas-microsoft-com:office:word" xmlns:wp="http://schemas.openxmlformats.org/drawingml/2006/wordprocessingDrawing" xmlns:wps="http://schemas.microsoft.com/office/word/2010/wordprocessingShape" xmlns:wpg="http://schemas.microsoft.com/office/word/2010/wordprocessingGroup" xmlns:mc="http://schemas.openxmlformats.org/markup-compatibility/2006" xmlns:wp14="http://schemas.microsoft.com/office/word/2010/wordprocessingDrawing" xmlns:w14="http://schemas.microsoft.com/office/word/2010/wordml" xmlns:w15="http://schemas.microsoft.com/office/word/2012/wordml" mc:Ignorable="w14 wp14 w15">
+  <w:p>
+    <w:pPr>
+      <w:pStyle w:val="Footer"/>
+      <w:rPr/>
+    </w:pPr>
+    <w:r>
+      <w:rPr/>
+    </w:r>
+  </w:p>
+</w:ftr>
+</file>
+
+<file path=word/footer3.xml><?xml version="1.0" encoding="utf-8"?>
+<w:ftr xmlns:o="urn:schemas-microsoft-com:office:office" xmlns:r="http://schemas.openxmlformats.org/officeDocument/2006/relationships" xmlns:v="urn:schemas-microsoft-com:vml" xmlns:w="http://schemas.openxmlformats.org/wordprocessingml/2006/main" xmlns:w10="urn:schemas-microsoft-com:office:word" xmlns:wp="http://schemas.openxmlformats.org/drawingml/2006/wordprocessingDrawing" xmlns:wps="http://schemas.microsoft.com/office/word/2010/wordprocessingShape" xmlns:wpg="http://schemas.microsoft.com/office/word/2010/wordprocessingGroup" xmlns:mc="http://schemas.openxmlformats.org/markup-compatibility/2006" xmlns:wp14="http://schemas.microsoft.com/office/word/2010/wordprocessingDrawing" xmlns:w14="http://schemas.microsoft.com/office/word/2010/wordml" xmlns:w15="http://schemas.microsoft.com/office/word/2012/wordml" mc:Ignorable="w14 wp14 w15">
+  <w:p>
+    <w:pPr>
+      <w:pStyle w:val="Footer"/>
+      <w:rPr/>
+    </w:pPr>
+    <w:r>
+      <w:rPr/>
+    </w:r>
   </w:p>
 </w:ftr>
 </file>
 
 <file path=word/header1.xml><?xml version="1.0" encoding="utf-8"?>
-<w:hdr xmlns:m="http://schemas.openxmlformats.org/officeDocument/2006/math" xmlns:mc="http://schemas.openxmlformats.org/markup-compatibility/2006" xmlns:mo="http://schemas.microsoft.com/office/mac/office/2008/main" xmlns:mv="urn:schemas-microsoft-com:mac:vml" xmlns:o="urn:schemas-microsoft-com:office:office" xmlns:r="http://schemas.openxmlformats.org/officeDocument/2006/relationships" xmlns:v="urn:schemas-microsoft-com:vml" xmlns:w10="urn:schemas-microsoft-com:office:word" xmlns:w14="http://schemas.microsoft.com/office/word/2010/wordml" xmlns:w="http://schemas.openxmlformats.org/wordprocessingml/2006/main" xmlns:wne="http://schemas.microsoft.com/office/word/2006/wordml" xmlns:wp14="http://schemas.microsoft.com/office/word/2010/wordprocessingDrawing" xmlns:wp="http://schemas.openxmlformats.org/drawingml/2006/wordprocessingDrawing" xmlns:wpc="http://schemas.microsoft.com/office/word/2010/wordprocessingCanvas" xmlns:wpg="http://schemas.microsoft.com/office/word/2010/wordprocessingGroup" xmlns:wpi="http://schemas.microsoft.com/office/word/2010/wordprocessingInk" xmlns:wps="http://schemas.microsoft.com/office/word/2010/wordprocessingShape" mc:Ignorable="w14 wp14">
+<w:hdr xmlns:o="urn:schemas-microsoft-com:office:office" xmlns:r="http://schemas.openxmlformats.org/officeDocument/2006/relationships" xmlns:v="urn:schemas-microsoft-com:vml" xmlns:w="http://schemas.openxmlformats.org/wordprocessingml/2006/main" xmlns:w10="urn:schemas-microsoft-com:office:word" xmlns:wp="http://schemas.openxmlformats.org/drawingml/2006/wordprocessingDrawing" xmlns:wps="http://schemas.microsoft.com/office/word/2010/wordprocessingShape" xmlns:wpg="http://schemas.microsoft.com/office/word/2010/wordprocessingGroup" xmlns:mc="http://schemas.openxmlformats.org/markup-compatibility/2006" xmlns:wp14="http://schemas.microsoft.com/office/word/2010/wordprocessingDrawing" xmlns:w14="http://schemas.microsoft.com/office/word/2010/wordml" xmlns:w15="http://schemas.microsoft.com/office/word/2012/wordml" mc:Ignorable="w14 wp14 w15">
   <w:p>
     <w:pPr>
       <w:pStyle w:val="Header"/>
+      <w:rPr/>
     </w:pPr>
+    <w:r>
+      <w:rPr/>
+    </w:r>
+  </w:p>
+</w:hdr>
+</file>
+
+<file path=word/header2.xml><?xml version="1.0" encoding="utf-8"?>
+<w:hdr xmlns:o="urn:schemas-microsoft-com:office:office" xmlns:r="http://schemas.openxmlformats.org/officeDocument/2006/relationships" xmlns:v="urn:schemas-microsoft-com:vml" xmlns:w="http://schemas.openxmlformats.org/wordprocessingml/2006/main" xmlns:w10="urn:schemas-microsoft-com:office:word" xmlns:wp="http://schemas.openxmlformats.org/drawingml/2006/wordprocessingDrawing" xmlns:wps="http://schemas.microsoft.com/office/word/2010/wordprocessingShape" xmlns:wpg="http://schemas.microsoft.com/office/word/2010/wordprocessingGroup" xmlns:mc="http://schemas.openxmlformats.org/markup-compatibility/2006" xmlns:wp14="http://schemas.microsoft.com/office/word/2010/wordprocessingDrawing" xmlns:w14="http://schemas.microsoft.com/office/word/2010/wordml" xmlns:w15="http://schemas.microsoft.com/office/word/2012/wordml" mc:Ignorable="w14 wp14 w15">
+  <w:p>
+    <w:pPr>
+      <w:pStyle w:val="Header"/>
+      <w:rPr/>
+    </w:pPr>
+    <w:r>
+      <w:rPr/>
+    </w:r>
+  </w:p>
+</w:hdr>
+</file>
+
+<file path=word/header3.xml><?xml version="1.0" encoding="utf-8"?>
+<w:hdr xmlns:o="urn:schemas-microsoft-com:office:office" xmlns:r="http://schemas.openxmlformats.org/officeDocument/2006/relationships" xmlns:v="urn:schemas-microsoft-com:vml" xmlns:w="http://schemas.openxmlformats.org/wordprocessingml/2006/main" xmlns:w10="urn:schemas-microsoft-com:office:word" xmlns:wp="http://schemas.openxmlformats.org/drawingml/2006/wordprocessingDrawing" xmlns:wps="http://schemas.microsoft.com/office/word/2010/wordprocessingShape" xmlns:wpg="http://schemas.microsoft.com/office/word/2010/wordprocessingGroup" xmlns:mc="http://schemas.openxmlformats.org/markup-compatibility/2006" xmlns:wp14="http://schemas.microsoft.com/office/word/2010/wordprocessingDrawing" xmlns:w14="http://schemas.microsoft.com/office/word/2010/wordml" xmlns:w15="http://schemas.microsoft.com/office/word/2012/wordml" mc:Ignorable="w14 wp14 w15">
+  <w:p>
+    <w:pPr>
+      <w:pStyle w:val="Header"/>
+      <w:rPr/>
+    </w:pPr>
+    <w:r>
+      <w:rPr/>
+    </w:r>
   </w:p>
 </w:hdr>
 </file>
@@ -7787,6 +8592,7 @@
         </w:tabs>
         <w:ind w:left="1080" w:hanging="360"/>
       </w:pPr>
+      <w:rPr/>
     </w:lvl>
     <w:lvl w:ilvl="2">
       <w:start w:val="1"/>
@@ -7799,6 +8605,7 @@
         </w:tabs>
         <w:ind w:left="1440" w:hanging="360"/>
       </w:pPr>
+      <w:rPr/>
     </w:lvl>
     <w:lvl w:ilvl="3">
       <w:start w:val="1"/>
@@ -7811,6 +8618,7 @@
         </w:tabs>
         <w:ind w:left="1800" w:hanging="360"/>
       </w:pPr>
+      <w:rPr/>
     </w:lvl>
     <w:lvl w:ilvl="4">
       <w:start w:val="1"/>
@@ -7823,6 +8631,7 @@
         </w:tabs>
         <w:ind w:left="2160" w:hanging="360"/>
       </w:pPr>
+      <w:rPr/>
     </w:lvl>
     <w:lvl w:ilvl="5">
       <w:start w:val="1"/>
@@ -7835,6 +8644,7 @@
         </w:tabs>
         <w:ind w:left="2520" w:hanging="360"/>
       </w:pPr>
+      <w:rPr/>
     </w:lvl>
     <w:lvl w:ilvl="6">
       <w:start w:val="1"/>
@@ -7847,6 +8657,7 @@
         </w:tabs>
         <w:ind w:left="2880" w:hanging="360"/>
       </w:pPr>
+      <w:rPr/>
     </w:lvl>
     <w:lvl w:ilvl="7">
       <w:start w:val="1"/>
@@ -7859,6 +8670,7 @@
         </w:tabs>
         <w:ind w:left="3240" w:hanging="360"/>
       </w:pPr>
+      <w:rPr/>
     </w:lvl>
     <w:lvl w:ilvl="8">
       <w:start w:val="1"/>
@@ -7871,6 +8683,7 @@
         </w:tabs>
         <w:ind w:left="3600" w:hanging="360"/>
       </w:pPr>
+      <w:rPr/>
     </w:lvl>
   </w:abstractNum>
   <w:abstractNum w:abstractNumId="2">
@@ -7900,6 +8713,7 @@
         </w:tabs>
         <w:ind w:left="1080" w:hanging="360"/>
       </w:pPr>
+      <w:rPr/>
     </w:lvl>
     <w:lvl w:ilvl="2">
       <w:start w:val="1"/>
@@ -7912,6 +8726,7 @@
         </w:tabs>
         <w:ind w:left="1440" w:hanging="360"/>
       </w:pPr>
+      <w:rPr/>
     </w:lvl>
     <w:lvl w:ilvl="3">
       <w:start w:val="1"/>
@@ -7924,6 +8739,7 @@
         </w:tabs>
         <w:ind w:left="1800" w:hanging="360"/>
       </w:pPr>
+      <w:rPr/>
     </w:lvl>
     <w:lvl w:ilvl="4">
       <w:start w:val="1"/>
@@ -7936,6 +8752,7 @@
         </w:tabs>
         <w:ind w:left="2160" w:hanging="360"/>
       </w:pPr>
+      <w:rPr/>
     </w:lvl>
     <w:lvl w:ilvl="5">
       <w:start w:val="1"/>
@@ -7948,6 +8765,7 @@
         </w:tabs>
         <w:ind w:left="2520" w:hanging="360"/>
       </w:pPr>
+      <w:rPr/>
     </w:lvl>
     <w:lvl w:ilvl="6">
       <w:start w:val="1"/>
@@ -7960,6 +8778,7 @@
         </w:tabs>
         <w:ind w:left="2880" w:hanging="360"/>
       </w:pPr>
+      <w:rPr/>
     </w:lvl>
     <w:lvl w:ilvl="7">
       <w:start w:val="1"/>
@@ -7972,6 +8791,7 @@
         </w:tabs>
         <w:ind w:left="3240" w:hanging="360"/>
       </w:pPr>
+      <w:rPr/>
     </w:lvl>
     <w:lvl w:ilvl="8">
       <w:start w:val="1"/>
@@ -7984,6 +8804,7 @@
         </w:tabs>
         <w:ind w:left="3600" w:hanging="360"/>
       </w:pPr>
+      <w:rPr/>
     </w:lvl>
   </w:abstractNum>
   <w:abstractNum w:abstractNumId="3">
@@ -8013,6 +8834,7 @@
         </w:tabs>
         <w:ind w:left="1080" w:hanging="360"/>
       </w:pPr>
+      <w:rPr/>
     </w:lvl>
     <w:lvl w:ilvl="2">
       <w:start w:val="1"/>
@@ -8025,6 +8847,7 @@
         </w:tabs>
         <w:ind w:left="1440" w:hanging="360"/>
       </w:pPr>
+      <w:rPr/>
     </w:lvl>
     <w:lvl w:ilvl="3">
       <w:start w:val="1"/>
@@ -8037,6 +8860,7 @@
         </w:tabs>
         <w:ind w:left="1800" w:hanging="360"/>
       </w:pPr>
+      <w:rPr/>
     </w:lvl>
     <w:lvl w:ilvl="4">
       <w:start w:val="1"/>
@@ -8049,6 +8873,7 @@
         </w:tabs>
         <w:ind w:left="2160" w:hanging="360"/>
       </w:pPr>
+      <w:rPr/>
     </w:lvl>
     <w:lvl w:ilvl="5">
       <w:start w:val="1"/>
@@ -8061,6 +8886,7 @@
         </w:tabs>
         <w:ind w:left="2520" w:hanging="360"/>
       </w:pPr>
+      <w:rPr/>
     </w:lvl>
     <w:lvl w:ilvl="6">
       <w:start w:val="1"/>
@@ -8073,6 +8899,7 @@
         </w:tabs>
         <w:ind w:left="2880" w:hanging="360"/>
       </w:pPr>
+      <w:rPr/>
     </w:lvl>
     <w:lvl w:ilvl="7">
       <w:start w:val="1"/>
@@ -8085,6 +8912,7 @@
         </w:tabs>
         <w:ind w:left="3240" w:hanging="360"/>
       </w:pPr>
+      <w:rPr/>
     </w:lvl>
     <w:lvl w:ilvl="8">
       <w:start w:val="1"/>
@@ -8097,6 +8925,7 @@
         </w:tabs>
         <w:ind w:left="3600" w:hanging="360"/>
       </w:pPr>
+      <w:rPr/>
     </w:lvl>
   </w:abstractNum>
   <w:abstractNum w:abstractNumId="4">
@@ -8124,6 +8953,7 @@
         </w:tabs>
         <w:ind w:left="1080" w:hanging="360"/>
       </w:pPr>
+      <w:rPr/>
     </w:lvl>
     <w:lvl w:ilvl="2">
       <w:start w:val="1"/>
@@ -8136,6 +8966,7 @@
         </w:tabs>
         <w:ind w:left="1440" w:hanging="360"/>
       </w:pPr>
+      <w:rPr/>
     </w:lvl>
     <w:lvl w:ilvl="3">
       <w:start w:val="1"/>
@@ -8148,6 +8979,7 @@
         </w:tabs>
         <w:ind w:left="1800" w:hanging="360"/>
       </w:pPr>
+      <w:rPr/>
     </w:lvl>
     <w:lvl w:ilvl="4">
       <w:start w:val="1"/>
@@ -8160,6 +8992,7 @@
         </w:tabs>
         <w:ind w:left="2160" w:hanging="360"/>
       </w:pPr>
+      <w:rPr/>
     </w:lvl>
     <w:lvl w:ilvl="5">
       <w:start w:val="1"/>
@@ -8172,6 +9005,7 @@
         </w:tabs>
         <w:ind w:left="2520" w:hanging="360"/>
       </w:pPr>
+      <w:rPr/>
     </w:lvl>
     <w:lvl w:ilvl="6">
       <w:start w:val="1"/>
@@ -8184,6 +9018,7 @@
         </w:tabs>
         <w:ind w:left="2880" w:hanging="360"/>
       </w:pPr>
+      <w:rPr/>
     </w:lvl>
     <w:lvl w:ilvl="7">
       <w:start w:val="1"/>
@@ -8196,6 +9031,7 @@
         </w:tabs>
         <w:ind w:left="3240" w:hanging="360"/>
       </w:pPr>
+      <w:rPr/>
     </w:lvl>
     <w:lvl w:ilvl="8">
       <w:start w:val="1"/>
@@ -8208,6 +9044,7 @@
         </w:tabs>
         <w:ind w:left="3600" w:hanging="360"/>
       </w:pPr>
+      <w:rPr/>
     </w:lvl>
   </w:abstractNum>
   <w:abstractNum w:abstractNumId="5">
@@ -8235,6 +9072,7 @@
         </w:tabs>
         <w:ind w:left="1080" w:hanging="360"/>
       </w:pPr>
+      <w:rPr/>
     </w:lvl>
     <w:lvl w:ilvl="2">
       <w:start w:val="1"/>
@@ -8247,6 +9085,7 @@
         </w:tabs>
         <w:ind w:left="1440" w:hanging="360"/>
       </w:pPr>
+      <w:rPr/>
     </w:lvl>
     <w:lvl w:ilvl="3">
       <w:start w:val="1"/>
@@ -8259,6 +9098,7 @@
         </w:tabs>
         <w:ind w:left="1800" w:hanging="360"/>
       </w:pPr>
+      <w:rPr/>
     </w:lvl>
     <w:lvl w:ilvl="4">
       <w:start w:val="1"/>
@@ -8271,6 +9111,7 @@
         </w:tabs>
         <w:ind w:left="2160" w:hanging="360"/>
       </w:pPr>
+      <w:rPr/>
     </w:lvl>
     <w:lvl w:ilvl="5">
       <w:start w:val="1"/>
@@ -8283,6 +9124,7 @@
         </w:tabs>
         <w:ind w:left="2520" w:hanging="360"/>
       </w:pPr>
+      <w:rPr/>
     </w:lvl>
     <w:lvl w:ilvl="6">
       <w:start w:val="1"/>
@@ -8295,6 +9137,7 @@
         </w:tabs>
         <w:ind w:left="2880" w:hanging="360"/>
       </w:pPr>
+      <w:rPr/>
     </w:lvl>
     <w:lvl w:ilvl="7">
       <w:start w:val="1"/>
@@ -8307,6 +9150,7 @@
         </w:tabs>
         <w:ind w:left="3240" w:hanging="360"/>
       </w:pPr>
+      <w:rPr/>
     </w:lvl>
     <w:lvl w:ilvl="8">
       <w:start w:val="1"/>
@@ -8319,6 +9163,7 @@
         </w:tabs>
         <w:ind w:left="3600" w:hanging="360"/>
       </w:pPr>
+      <w:rPr/>
     </w:lvl>
   </w:abstractNum>
   <w:abstractNum w:abstractNumId="6">
@@ -8346,6 +9191,7 @@
         </w:tabs>
         <w:ind w:left="1080" w:hanging="360"/>
       </w:pPr>
+      <w:rPr/>
     </w:lvl>
     <w:lvl w:ilvl="2">
       <w:start w:val="1"/>
@@ -8358,6 +9204,7 @@
         </w:tabs>
         <w:ind w:left="1440" w:hanging="360"/>
       </w:pPr>
+      <w:rPr/>
     </w:lvl>
     <w:lvl w:ilvl="3">
       <w:start w:val="1"/>
@@ -8370,6 +9217,7 @@
         </w:tabs>
         <w:ind w:left="1800" w:hanging="360"/>
       </w:pPr>
+      <w:rPr/>
     </w:lvl>
     <w:lvl w:ilvl="4">
       <w:start w:val="1"/>
@@ -8382,6 +9230,7 @@
         </w:tabs>
         <w:ind w:left="2160" w:hanging="360"/>
       </w:pPr>
+      <w:rPr/>
     </w:lvl>
     <w:lvl w:ilvl="5">
       <w:start w:val="1"/>
@@ -8394,6 +9243,7 @@
         </w:tabs>
         <w:ind w:left="2520" w:hanging="360"/>
       </w:pPr>
+      <w:rPr/>
     </w:lvl>
     <w:lvl w:ilvl="6">
       <w:start w:val="1"/>
@@ -8406,6 +9256,7 @@
         </w:tabs>
         <w:ind w:left="2880" w:hanging="360"/>
       </w:pPr>
+      <w:rPr/>
     </w:lvl>
     <w:lvl w:ilvl="7">
       <w:start w:val="1"/>
@@ -8418,6 +9269,7 @@
         </w:tabs>
         <w:ind w:left="3240" w:hanging="360"/>
       </w:pPr>
+      <w:rPr/>
     </w:lvl>
     <w:lvl w:ilvl="8">
       <w:start w:val="1"/>
@@ -8430,9 +9282,147 @@
         </w:tabs>
         <w:ind w:left="3600" w:hanging="360"/>
       </w:pPr>
+      <w:rPr/>
     </w:lvl>
   </w:abstractNum>
   <w:abstractNum w:abstractNumId="7">
+    <w:lvl w:ilvl="0">
+      <w:start w:val="1"/>
+      <w:numFmt w:val="bullet"/>
+      <w:lvlText w:val=""/>
+      <w:lvlJc w:val="left"/>
+      <w:pPr>
+        <w:tabs>
+          <w:tab w:val="num" w:pos="720"/>
+        </w:tabs>
+        <w:ind w:left="720" w:hanging="360"/>
+      </w:pPr>
+      <w:rPr>
+        <w:rFonts w:ascii="Symbol" w:hAnsi="Symbol" w:cs="Symbol" w:hint="default"/>
+      </w:rPr>
+    </w:lvl>
+    <w:lvl w:ilvl="1">
+      <w:start w:val="1"/>
+      <w:numFmt w:val="bullet"/>
+      <w:lvlText w:val="◦"/>
+      <w:lvlJc w:val="left"/>
+      <w:pPr>
+        <w:tabs>
+          <w:tab w:val="num" w:pos="1080"/>
+        </w:tabs>
+        <w:ind w:left="1080" w:hanging="360"/>
+      </w:pPr>
+      <w:rPr>
+        <w:rFonts w:ascii="OpenSymbol" w:hAnsi="OpenSymbol" w:cs="OpenSymbol" w:hint="default"/>
+      </w:rPr>
+    </w:lvl>
+    <w:lvl w:ilvl="2">
+      <w:start w:val="1"/>
+      <w:numFmt w:val="bullet"/>
+      <w:lvlText w:val="▪"/>
+      <w:lvlJc w:val="left"/>
+      <w:pPr>
+        <w:tabs>
+          <w:tab w:val="num" w:pos="1440"/>
+        </w:tabs>
+        <w:ind w:left="1440" w:hanging="360"/>
+      </w:pPr>
+      <w:rPr>
+        <w:rFonts w:ascii="OpenSymbol" w:hAnsi="OpenSymbol" w:cs="OpenSymbol" w:hint="default"/>
+      </w:rPr>
+    </w:lvl>
+    <w:lvl w:ilvl="3">
+      <w:start w:val="1"/>
+      <w:numFmt w:val="bullet"/>
+      <w:lvlText w:val=""/>
+      <w:lvlJc w:val="left"/>
+      <w:pPr>
+        <w:tabs>
+          <w:tab w:val="num" w:pos="1800"/>
+        </w:tabs>
+        <w:ind w:left="1800" w:hanging="360"/>
+      </w:pPr>
+      <w:rPr>
+        <w:rFonts w:ascii="Symbol" w:hAnsi="Symbol" w:cs="Symbol" w:hint="default"/>
+      </w:rPr>
+    </w:lvl>
+    <w:lvl w:ilvl="4">
+      <w:start w:val="1"/>
+      <w:numFmt w:val="bullet"/>
+      <w:lvlText w:val="◦"/>
+      <w:lvlJc w:val="left"/>
+      <w:pPr>
+        <w:tabs>
+          <w:tab w:val="num" w:pos="2160"/>
+        </w:tabs>
+        <w:ind w:left="2160" w:hanging="360"/>
+      </w:pPr>
+      <w:rPr>
+        <w:rFonts w:ascii="OpenSymbol" w:hAnsi="OpenSymbol" w:cs="OpenSymbol" w:hint="default"/>
+      </w:rPr>
+    </w:lvl>
+    <w:lvl w:ilvl="5">
+      <w:start w:val="1"/>
+      <w:numFmt w:val="bullet"/>
+      <w:lvlText w:val="▪"/>
+      <w:lvlJc w:val="left"/>
+      <w:pPr>
+        <w:tabs>
+          <w:tab w:val="num" w:pos="2520"/>
+        </w:tabs>
+        <w:ind w:left="2520" w:hanging="360"/>
+      </w:pPr>
+      <w:rPr>
+        <w:rFonts w:ascii="OpenSymbol" w:hAnsi="OpenSymbol" w:cs="OpenSymbol" w:hint="default"/>
+      </w:rPr>
+    </w:lvl>
+    <w:lvl w:ilvl="6">
+      <w:start w:val="1"/>
+      <w:numFmt w:val="bullet"/>
+      <w:lvlText w:val=""/>
+      <w:lvlJc w:val="left"/>
+      <w:pPr>
+        <w:tabs>
+          <w:tab w:val="num" w:pos="2880"/>
+        </w:tabs>
+        <w:ind w:left="2880" w:hanging="360"/>
+      </w:pPr>
+      <w:rPr>
+        <w:rFonts w:ascii="Symbol" w:hAnsi="Symbol" w:cs="Symbol" w:hint="default"/>
+      </w:rPr>
+    </w:lvl>
+    <w:lvl w:ilvl="7">
+      <w:start w:val="1"/>
+      <w:numFmt w:val="bullet"/>
+      <w:lvlText w:val="◦"/>
+      <w:lvlJc w:val="left"/>
+      <w:pPr>
+        <w:tabs>
+          <w:tab w:val="num" w:pos="3240"/>
+        </w:tabs>
+        <w:ind w:left="3240" w:hanging="360"/>
+      </w:pPr>
+      <w:rPr>
+        <w:rFonts w:ascii="OpenSymbol" w:hAnsi="OpenSymbol" w:cs="OpenSymbol" w:hint="default"/>
+      </w:rPr>
+    </w:lvl>
+    <w:lvl w:ilvl="8">
+      <w:start w:val="1"/>
+      <w:numFmt w:val="bullet"/>
+      <w:lvlText w:val="▪"/>
+      <w:lvlJc w:val="left"/>
+      <w:pPr>
+        <w:tabs>
+          <w:tab w:val="num" w:pos="3600"/>
+        </w:tabs>
+        <w:ind w:left="3600" w:hanging="360"/>
+      </w:pPr>
+      <w:rPr>
+        <w:rFonts w:ascii="OpenSymbol" w:hAnsi="OpenSymbol" w:cs="OpenSymbol" w:hint="default"/>
+      </w:rPr>
+    </w:lvl>
+  </w:abstractNum>
+  <w:abstractNum w:abstractNumId="8">
     <w:lvl w:ilvl="0">
       <w:start w:val="1"/>
       <w:numFmt w:val="none"/>
@@ -8572,6 +9562,9 @@
   <w:num w:numId="7">
     <w:abstractNumId w:val="7"/>
   </w:num>
+  <w:num w:numId="8">
+    <w:abstractNumId w:val="8"/>
+  </w:num>
 </w:numbering>
 </file>
 
@@ -8580,7 +9573,7 @@
   <w:docDefaults>
     <w:rPrDefault>
       <w:rPr>
-        <w:rFonts w:ascii="Cambria" w:hAnsi="Cambria" w:eastAsia="ＭＳ 明朝" w:cs="" w:asciiTheme="minorHAnsi" w:cstheme="minorBidi" w:eastAsiaTheme="minorEastAsia" w:hAnsiTheme="minorHAnsi"/>
+        <w:rFonts w:ascii="Cambria" w:hAnsi="Cambria" w:eastAsia="" w:cs="" w:asciiTheme="minorHAnsi" w:cstheme="minorBidi" w:eastAsiaTheme="minorEastAsia" w:hAnsiTheme="minorHAnsi"/>
         <w:sz w:val="22"/>
         <w:szCs w:val="22"/>
         <w:lang w:val="en-US" w:eastAsia="en-US" w:bidi="ar-SA"/>
@@ -8737,12 +9730,13 @@
     <w:rsid w:val="00fc693f"/>
     <w:pPr>
       <w:widowControl/>
+      <w:suppressAutoHyphens w:val="true"/>
       <w:bidi w:val="0"/>
       <w:spacing w:lineRule="auto" w:line="276" w:before="0" w:after="200"/>
       <w:jc w:val="left"/>
     </w:pPr>
     <w:rPr>
-      <w:rFonts w:ascii="Calibri" w:hAnsi="Calibri" w:eastAsia="ＭＳ 明朝" w:cs="" w:cstheme="minorBidi" w:eastAsiaTheme="minorEastAsia"/>
+      <w:rFonts w:ascii="Calibri" w:hAnsi="Calibri" w:eastAsia="" w:cs="" w:cstheme="minorBidi" w:eastAsiaTheme="minorEastAsia"/>
       <w:color w:val="auto"/>
       <w:kern w:val="0"/>
       <w:sz w:val="22"/>
@@ -8765,7 +9759,7 @@
       <w:outlineLvl w:val="0"/>
     </w:pPr>
     <w:rPr>
-      <w:rFonts w:ascii="Calibri" w:hAnsi="Calibri" w:eastAsia="ＭＳ ゴシック" w:cs="" w:asciiTheme="majorHAnsi" w:cstheme="majorBidi" w:eastAsiaTheme="majorEastAsia" w:hAnsiTheme="majorHAnsi"/>
+      <w:rFonts w:ascii="Calibri" w:hAnsi="Calibri" w:eastAsia="" w:cs="" w:asciiTheme="majorHAnsi" w:cstheme="majorBidi" w:eastAsiaTheme="majorEastAsia" w:hAnsiTheme="majorHAnsi"/>
       <w:b/>
       <w:bCs/>
       <w:color w:themeColor="accent1" w:themeShade="bf" w:val="365F91"/>
@@ -8789,7 +9783,7 @@
       <w:outlineLvl w:val="1"/>
     </w:pPr>
     <w:rPr>
-      <w:rFonts w:ascii="Calibri" w:hAnsi="Calibri" w:eastAsia="ＭＳ ゴシック" w:cs="" w:asciiTheme="majorHAnsi" w:cstheme="majorBidi" w:eastAsiaTheme="majorEastAsia" w:hAnsiTheme="majorHAnsi"/>
+      <w:rFonts w:ascii="Calibri" w:hAnsi="Calibri" w:eastAsia="" w:cs="" w:asciiTheme="majorHAnsi" w:cstheme="majorBidi" w:eastAsiaTheme="majorEastAsia" w:hAnsiTheme="majorHAnsi"/>
       <w:b/>
       <w:bCs/>
       <w:color w:themeColor="accent1" w:val="4F81BD"/>
@@ -8813,7 +9807,7 @@
       <w:outlineLvl w:val="2"/>
     </w:pPr>
     <w:rPr>
-      <w:rFonts w:ascii="Calibri" w:hAnsi="Calibri" w:eastAsia="ＭＳ ゴシック" w:cs="" w:asciiTheme="majorHAnsi" w:cstheme="majorBidi" w:eastAsiaTheme="majorEastAsia" w:hAnsiTheme="majorHAnsi"/>
+      <w:rFonts w:ascii="Calibri" w:hAnsi="Calibri" w:eastAsia="" w:cs="" w:asciiTheme="majorHAnsi" w:cstheme="majorBidi" w:eastAsiaTheme="majorEastAsia" w:hAnsiTheme="majorHAnsi"/>
       <w:b/>
       <w:bCs/>
       <w:color w:themeColor="accent1" w:val="4F81BD"/>
@@ -8836,7 +9830,7 @@
       <w:outlineLvl w:val="3"/>
     </w:pPr>
     <w:rPr>
-      <w:rFonts w:ascii="Calibri" w:hAnsi="Calibri" w:eastAsia="ＭＳ ゴシック" w:cs="" w:asciiTheme="majorHAnsi" w:cstheme="majorBidi" w:eastAsiaTheme="majorEastAsia" w:hAnsiTheme="majorHAnsi"/>
+      <w:rFonts w:ascii="Calibri" w:hAnsi="Calibri" w:eastAsia="" w:cs="" w:asciiTheme="majorHAnsi" w:cstheme="majorBidi" w:eastAsiaTheme="majorEastAsia" w:hAnsiTheme="majorHAnsi"/>
       <w:b/>
       <w:bCs/>
       <w:i/>
@@ -8861,7 +9855,7 @@
       <w:outlineLvl w:val="4"/>
     </w:pPr>
     <w:rPr>
-      <w:rFonts w:ascii="Calibri" w:hAnsi="Calibri" w:eastAsia="ＭＳ ゴシック" w:cs="" w:asciiTheme="majorHAnsi" w:cstheme="majorBidi" w:eastAsiaTheme="majorEastAsia" w:hAnsiTheme="majorHAnsi"/>
+      <w:rFonts w:ascii="Calibri" w:hAnsi="Calibri" w:eastAsia="" w:cs="" w:asciiTheme="majorHAnsi" w:cstheme="majorBidi" w:eastAsiaTheme="majorEastAsia" w:hAnsiTheme="majorHAnsi"/>
       <w:color w:themeColor="accent1" w:themeShade="7f" w:val="243F60"/>
     </w:rPr>
   </w:style>
@@ -8882,7 +9876,7 @@
       <w:outlineLvl w:val="5"/>
     </w:pPr>
     <w:rPr>
-      <w:rFonts w:ascii="Calibri" w:hAnsi="Calibri" w:eastAsia="ＭＳ ゴシック" w:cs="" w:asciiTheme="majorHAnsi" w:cstheme="majorBidi" w:eastAsiaTheme="majorEastAsia" w:hAnsiTheme="majorHAnsi"/>
+      <w:rFonts w:ascii="Calibri" w:hAnsi="Calibri" w:eastAsia="" w:cs="" w:asciiTheme="majorHAnsi" w:cstheme="majorBidi" w:eastAsiaTheme="majorEastAsia" w:hAnsiTheme="majorHAnsi"/>
       <w:i/>
       <w:iCs/>
       <w:color w:themeColor="accent1" w:themeShade="7f" w:val="243F60"/>
@@ -8905,7 +9899,7 @@
       <w:outlineLvl w:val="6"/>
     </w:pPr>
     <w:rPr>
-      <w:rFonts w:ascii="Calibri" w:hAnsi="Calibri" w:eastAsia="ＭＳ ゴシック" w:cs="" w:asciiTheme="majorHAnsi" w:cstheme="majorBidi" w:eastAsiaTheme="majorEastAsia" w:hAnsiTheme="majorHAnsi"/>
+      <w:rFonts w:ascii="Calibri" w:hAnsi="Calibri" w:eastAsia="" w:cs="" w:asciiTheme="majorHAnsi" w:cstheme="majorBidi" w:eastAsiaTheme="majorEastAsia" w:hAnsiTheme="majorHAnsi"/>
       <w:i/>
       <w:iCs/>
       <w:color w:themeColor="text1" w:themeTint="bf" w:val="404040"/>
@@ -8928,7 +9922,7 @@
       <w:outlineLvl w:val="7"/>
     </w:pPr>
     <w:rPr>
-      <w:rFonts w:ascii="Calibri" w:hAnsi="Calibri" w:eastAsia="ＭＳ ゴシック" w:cs="" w:asciiTheme="majorHAnsi" w:cstheme="majorBidi" w:eastAsiaTheme="majorEastAsia" w:hAnsiTheme="majorHAnsi"/>
+      <w:rFonts w:ascii="Calibri" w:hAnsi="Calibri" w:eastAsia="" w:cs="" w:asciiTheme="majorHAnsi" w:cstheme="majorBidi" w:eastAsiaTheme="majorEastAsia" w:hAnsiTheme="majorHAnsi"/>
       <w:color w:themeColor="accent1" w:val="4F81BD"/>
       <w:sz w:val="20"/>
       <w:szCs w:val="20"/>
@@ -8951,7 +9945,7 @@
       <w:outlineLvl w:val="8"/>
     </w:pPr>
     <w:rPr>
-      <w:rFonts w:ascii="Calibri" w:hAnsi="Calibri" w:eastAsia="ＭＳ ゴシック" w:cs="" w:asciiTheme="majorHAnsi" w:cstheme="majorBidi" w:eastAsiaTheme="majorEastAsia" w:hAnsiTheme="majorHAnsi"/>
+      <w:rFonts w:ascii="Calibri" w:hAnsi="Calibri" w:eastAsia="" w:cs="" w:asciiTheme="majorHAnsi" w:cstheme="majorBidi" w:eastAsiaTheme="majorEastAsia" w:hAnsiTheme="majorHAnsi"/>
       <w:i/>
       <w:iCs/>
       <w:color w:themeColor="text1" w:themeTint="bf" w:val="404040"/>
@@ -8993,7 +9987,7 @@
     <w:qFormat/>
     <w:rsid w:val="00fc693f"/>
     <w:rPr>
-      <w:rFonts w:ascii="Calibri" w:hAnsi="Calibri" w:eastAsia="ＭＳ ゴシック" w:cs="" w:asciiTheme="majorHAnsi" w:cstheme="majorBidi" w:eastAsiaTheme="majorEastAsia" w:hAnsiTheme="majorHAnsi"/>
+      <w:rFonts w:ascii="Calibri" w:hAnsi="Calibri" w:eastAsia="" w:cs="" w:asciiTheme="majorHAnsi" w:cstheme="majorBidi" w:eastAsiaTheme="majorEastAsia" w:hAnsiTheme="majorHAnsi"/>
       <w:b/>
       <w:bCs/>
       <w:color w:themeColor="accent1" w:themeShade="bf" w:val="365F91"/>
@@ -9009,7 +10003,7 @@
     <w:qFormat/>
     <w:rsid w:val="00fc693f"/>
     <w:rPr>
-      <w:rFonts w:ascii="Calibri" w:hAnsi="Calibri" w:eastAsia="ＭＳ ゴシック" w:cs="" w:asciiTheme="majorHAnsi" w:cstheme="majorBidi" w:eastAsiaTheme="majorEastAsia" w:hAnsiTheme="majorHAnsi"/>
+      <w:rFonts w:ascii="Calibri" w:hAnsi="Calibri" w:eastAsia="" w:cs="" w:asciiTheme="majorHAnsi" w:cstheme="majorBidi" w:eastAsiaTheme="majorEastAsia" w:hAnsiTheme="majorHAnsi"/>
       <w:b/>
       <w:bCs/>
       <w:color w:themeColor="accent1" w:val="4F81BD"/>
@@ -9025,7 +10019,7 @@
     <w:qFormat/>
     <w:rsid w:val="00fc693f"/>
     <w:rPr>
-      <w:rFonts w:ascii="Calibri" w:hAnsi="Calibri" w:eastAsia="ＭＳ ゴシック" w:cs="" w:asciiTheme="majorHAnsi" w:cstheme="majorBidi" w:eastAsiaTheme="majorEastAsia" w:hAnsiTheme="majorHAnsi"/>
+      <w:rFonts w:ascii="Calibri" w:hAnsi="Calibri" w:eastAsia="" w:cs="" w:asciiTheme="majorHAnsi" w:cstheme="majorBidi" w:eastAsiaTheme="majorEastAsia" w:hAnsiTheme="majorHAnsi"/>
       <w:b/>
       <w:bCs/>
       <w:color w:themeColor="accent1" w:val="4F81BD"/>
@@ -9039,7 +10033,7 @@
     <w:qFormat/>
     <w:rsid w:val="00fc693f"/>
     <w:rPr>
-      <w:rFonts w:ascii="Calibri" w:hAnsi="Calibri" w:eastAsia="ＭＳ ゴシック" w:cs="" w:asciiTheme="majorHAnsi" w:cstheme="majorBidi" w:eastAsiaTheme="majorEastAsia" w:hAnsiTheme="majorHAnsi"/>
+      <w:rFonts w:ascii="Calibri" w:hAnsi="Calibri" w:eastAsia="" w:cs="" w:asciiTheme="majorHAnsi" w:cstheme="majorBidi" w:eastAsiaTheme="majorEastAsia" w:hAnsiTheme="majorHAnsi"/>
       <w:color w:themeColor="text2" w:themeShade="bf" w:val="17365D"/>
       <w:spacing w:val="5"/>
       <w:kern w:val="2"/>
@@ -9055,7 +10049,7 @@
     <w:qFormat/>
     <w:rsid w:val="00fc693f"/>
     <w:rPr>
-      <w:rFonts w:ascii="Calibri" w:hAnsi="Calibri" w:eastAsia="ＭＳ ゴシック" w:cs="" w:asciiTheme="majorHAnsi" w:cstheme="majorBidi" w:eastAsiaTheme="majorEastAsia" w:hAnsiTheme="majorHAnsi"/>
+      <w:rFonts w:ascii="Calibri" w:hAnsi="Calibri" w:eastAsia="" w:cs="" w:asciiTheme="majorHAnsi" w:cstheme="majorBidi" w:eastAsiaTheme="majorEastAsia" w:hAnsiTheme="majorHAnsi"/>
       <w:i/>
       <w:iCs/>
       <w:color w:themeColor="accent1" w:val="4F81BD"/>
@@ -9128,7 +10122,7 @@
     <w:qFormat/>
     <w:rsid w:val="00fc693f"/>
     <w:rPr>
-      <w:rFonts w:ascii="Calibri" w:hAnsi="Calibri" w:eastAsia="ＭＳ ゴシック" w:cs="" w:asciiTheme="majorHAnsi" w:cstheme="majorBidi" w:eastAsiaTheme="majorEastAsia" w:hAnsiTheme="majorHAnsi"/>
+      <w:rFonts w:ascii="Calibri" w:hAnsi="Calibri" w:eastAsia="" w:cs="" w:asciiTheme="majorHAnsi" w:cstheme="majorBidi" w:eastAsiaTheme="majorEastAsia" w:hAnsiTheme="majorHAnsi"/>
       <w:b/>
       <w:bCs/>
       <w:i/>
@@ -9145,7 +10139,7 @@
     <w:qFormat/>
     <w:rsid w:val="00fc693f"/>
     <w:rPr>
-      <w:rFonts w:ascii="Calibri" w:hAnsi="Calibri" w:eastAsia="ＭＳ ゴシック" w:cs="" w:asciiTheme="majorHAnsi" w:cstheme="majorBidi" w:eastAsiaTheme="majorEastAsia" w:hAnsiTheme="majorHAnsi"/>
+      <w:rFonts w:ascii="Calibri" w:hAnsi="Calibri" w:eastAsia="" w:cs="" w:asciiTheme="majorHAnsi" w:cstheme="majorBidi" w:eastAsiaTheme="majorEastAsia" w:hAnsiTheme="majorHAnsi"/>
       <w:color w:themeColor="accent1" w:themeShade="7f" w:val="243F60"/>
     </w:rPr>
   </w:style>
@@ -9158,7 +10152,7 @@
     <w:qFormat/>
     <w:rsid w:val="00fc693f"/>
     <w:rPr>
-      <w:rFonts w:ascii="Calibri" w:hAnsi="Calibri" w:eastAsia="ＭＳ ゴシック" w:cs="" w:asciiTheme="majorHAnsi" w:cstheme="majorBidi" w:eastAsiaTheme="majorEastAsia" w:hAnsiTheme="majorHAnsi"/>
+      <w:rFonts w:ascii="Calibri" w:hAnsi="Calibri" w:eastAsia="" w:cs="" w:asciiTheme="majorHAnsi" w:cstheme="majorBidi" w:eastAsiaTheme="majorEastAsia" w:hAnsiTheme="majorHAnsi"/>
       <w:i/>
       <w:iCs/>
       <w:color w:themeColor="accent1" w:themeShade="7f" w:val="243F60"/>
@@ -9173,7 +10167,7 @@
     <w:qFormat/>
     <w:rsid w:val="00fc693f"/>
     <w:rPr>
-      <w:rFonts w:ascii="Calibri" w:hAnsi="Calibri" w:eastAsia="ＭＳ ゴシック" w:cs="" w:asciiTheme="majorHAnsi" w:cstheme="majorBidi" w:eastAsiaTheme="majorEastAsia" w:hAnsiTheme="majorHAnsi"/>
+      <w:rFonts w:ascii="Calibri" w:hAnsi="Calibri" w:eastAsia="" w:cs="" w:asciiTheme="majorHAnsi" w:cstheme="majorBidi" w:eastAsiaTheme="majorEastAsia" w:hAnsiTheme="majorHAnsi"/>
       <w:i/>
       <w:iCs/>
       <w:color w:themeColor="text1" w:themeTint="bf" w:val="404040"/>
@@ -9188,7 +10182,7 @@
     <w:qFormat/>
     <w:rsid w:val="00fc693f"/>
     <w:rPr>
-      <w:rFonts w:ascii="Calibri" w:hAnsi="Calibri" w:eastAsia="ＭＳ ゴシック" w:cs="" w:asciiTheme="majorHAnsi" w:cstheme="majorBidi" w:eastAsiaTheme="majorEastAsia" w:hAnsiTheme="majorHAnsi"/>
+      <w:rFonts w:ascii="Calibri" w:hAnsi="Calibri" w:eastAsia="" w:cs="" w:asciiTheme="majorHAnsi" w:cstheme="majorBidi" w:eastAsiaTheme="majorEastAsia" w:hAnsiTheme="majorHAnsi"/>
       <w:color w:themeColor="accent1" w:val="4F81BD"/>
       <w:sz w:val="20"/>
       <w:szCs w:val="20"/>
@@ -9203,7 +10197,7 @@
     <w:qFormat/>
     <w:rsid w:val="00fc693f"/>
     <w:rPr>
-      <w:rFonts w:ascii="Calibri" w:hAnsi="Calibri" w:eastAsia="ＭＳ ゴシック" w:cs="" w:asciiTheme="majorHAnsi" w:cstheme="majorBidi" w:eastAsiaTheme="majorEastAsia" w:hAnsiTheme="majorHAnsi"/>
+      <w:rFonts w:ascii="Calibri" w:hAnsi="Calibri" w:eastAsia="" w:cs="" w:asciiTheme="majorHAnsi" w:cstheme="majorBidi" w:eastAsiaTheme="majorEastAsia" w:hAnsiTheme="majorHAnsi"/>
       <w:i/>
       <w:iCs/>
       <w:color w:themeColor="text1" w:themeTint="bf" w:val="404040"/>
@@ -9312,6 +10306,13 @@
       <w:bCs/>
       <w:smallCaps/>
       <w:spacing w:val="5"/>
+    </w:rPr>
+  </w:style>
+  <w:style w:type="character" w:styleId="Bullets">
+    <w:name w:val="Bullets"/>
+    <w:qFormat/>
+    <w:rPr>
+      <w:rFonts w:ascii="OpenSymbol" w:hAnsi="OpenSymbol" w:eastAsia="OpenSymbol" w:cs="OpenSymbol"/>
     </w:rPr>
   </w:style>
   <w:style w:type="paragraph" w:styleId="Heading">
@@ -9433,12 +10434,13 @@
     <w:rsid w:val="00fc693f"/>
     <w:pPr>
       <w:widowControl/>
+      <w:suppressAutoHyphens w:val="true"/>
       <w:bidi w:val="0"/>
       <w:spacing w:lineRule="auto" w:line="240" w:before="0" w:after="0"/>
       <w:jc w:val="left"/>
     </w:pPr>
     <w:rPr>
-      <w:rFonts w:ascii="Cambria" w:hAnsi="Cambria" w:eastAsia="ＭＳ 明朝" w:cs="" w:asciiTheme="minorHAnsi" w:cstheme="minorBidi" w:eastAsiaTheme="minorEastAsia" w:hAnsiTheme="minorHAnsi"/>
+      <w:rFonts w:ascii="Cambria" w:hAnsi="Cambria" w:eastAsia="" w:cs="" w:asciiTheme="minorHAnsi" w:cstheme="minorBidi" w:eastAsiaTheme="minorEastAsia" w:hAnsiTheme="minorHAnsi"/>
       <w:color w:val="auto"/>
       <w:kern w:val="0"/>
       <w:sz w:val="22"/>
@@ -9462,7 +10464,7 @@
       <w:contextualSpacing/>
     </w:pPr>
     <w:rPr>
-      <w:rFonts w:ascii="Calibri" w:hAnsi="Calibri" w:eastAsia="ＭＳ ゴシック" w:cs="" w:asciiTheme="majorHAnsi" w:cstheme="majorBidi" w:eastAsiaTheme="majorEastAsia" w:hAnsiTheme="majorHAnsi"/>
+      <w:rFonts w:ascii="Calibri" w:hAnsi="Calibri" w:eastAsia="" w:cs="" w:asciiTheme="majorHAnsi" w:cstheme="majorBidi" w:eastAsiaTheme="majorEastAsia" w:hAnsiTheme="majorHAnsi"/>
       <w:color w:themeColor="text2" w:themeShade="bf" w:val="17365D"/>
       <w:spacing w:val="5"/>
       <w:kern w:val="2"/>
@@ -9480,7 +10482,7 @@
     <w:rsid w:val="00fc693f"/>
     <w:pPr/>
     <w:rPr>
-      <w:rFonts w:ascii="Calibri" w:hAnsi="Calibri" w:eastAsia="ＭＳ ゴシック" w:cs="" w:asciiTheme="majorHAnsi" w:cstheme="majorBidi" w:eastAsiaTheme="majorEastAsia" w:hAnsiTheme="majorHAnsi"/>
+      <w:rFonts w:ascii="Calibri" w:hAnsi="Calibri" w:eastAsia="" w:cs="" w:asciiTheme="majorHAnsi" w:cstheme="majorBidi" w:eastAsiaTheme="majorEastAsia" w:hAnsiTheme="majorHAnsi"/>
       <w:i/>
       <w:iCs/>
       <w:color w:themeColor="accent1" w:val="4F81BD"/>
@@ -9713,12 +10715,13 @@
         <w:tab w:val="left" w:pos="3456" w:leader="none"/>
         <w:tab w:val="left" w:pos="4032" w:leader="none"/>
       </w:tabs>
+      <w:suppressAutoHyphens w:val="true"/>
       <w:bidi w:val="0"/>
       <w:spacing w:lineRule="auto" w:line="276" w:before="0" w:after="200"/>
       <w:jc w:val="left"/>
     </w:pPr>
     <w:rPr>
-      <w:rFonts w:ascii="Courier" w:hAnsi="Courier" w:eastAsia="ＭＳ 明朝" w:cs="" w:cstheme="minorBidi" w:eastAsiaTheme="minorEastAsia"/>
+      <w:rFonts w:ascii="Courier" w:hAnsi="Courier" w:eastAsia="" w:cs="" w:cstheme="minorBidi" w:eastAsiaTheme="minorEastAsia"/>
       <w:color w:val="auto"/>
       <w:kern w:val="0"/>
       <w:sz w:val="20"/>
@@ -12916,7 +13919,6 @@
       <w:pPr>
         <w:spacing w:before="0" w:after="0" w:line="240" w:lineRule="auto"/>
       </w:pPr>
-      <w:rPr/>
       <w:tblPr/>
       <w:tcPr>
         <w:tcBorders>
@@ -13062,7 +14064,6 @@
       <w:pPr>
         <w:spacing w:before="0" w:after="0" w:line="240" w:lineRule="auto"/>
       </w:pPr>
-      <w:rPr/>
       <w:tblPr/>
       <w:tcPr>
         <w:tcBorders>
@@ -13208,7 +14209,6 @@
       <w:pPr>
         <w:spacing w:before="0" w:after="0" w:line="240" w:lineRule="auto"/>
       </w:pPr>
-      <w:rPr/>
       <w:tblPr/>
       <w:tcPr>
         <w:tcBorders>
@@ -13354,7 +14354,6 @@
       <w:pPr>
         <w:spacing w:before="0" w:after="0" w:line="240" w:lineRule="auto"/>
       </w:pPr>
-      <w:rPr/>
       <w:tblPr/>
       <w:tcPr>
         <w:tcBorders>
@@ -13500,7 +14499,6 @@
       <w:pPr>
         <w:spacing w:before="0" w:after="0" w:line="240" w:lineRule="auto"/>
       </w:pPr>
-      <w:rPr/>
       <w:tblPr/>
       <w:tcPr>
         <w:tcBorders>
@@ -13646,7 +14644,6 @@
       <w:pPr>
         <w:spacing w:before="0" w:after="0" w:line="240" w:lineRule="auto"/>
       </w:pPr>
-      <w:rPr/>
       <w:tblPr/>
       <w:tcPr>
         <w:tcBorders>
@@ -13792,7 +14789,6 @@
       <w:pPr>
         <w:spacing w:before="0" w:after="0" w:line="240" w:lineRule="auto"/>
       </w:pPr>
-      <w:rPr/>
       <w:tblPr/>
       <w:tcPr>
         <w:tcBorders>
